--- a/6-过程管理/流程制度规范类文件/HXDL-ITSS-0608-服务可用性和连续性管理程序.docx
+++ b/6-过程管理/流程制度规范类文件/HXDL-ITSS-0608-服务可用性和连续性管理程序.docx
@@ -536,6 +536,1495 @@
     </w:p>
     <w:p>
       <w:pPr>
+        <w:keepNext w:val="0"/>
+        <w:keepLines w:val="0"/>
+        <w:pageBreakBefore w:val="0"/>
+        <w:widowControl w:val="0"/>
+        <w:kinsoku w:val="0"/>
+        <w:wordWrap/>
+        <w:overflowPunct/>
+        <w:topLinePunct w:val="0"/>
+        <w:autoSpaceDE w:val="0"/>
+        <w:autoSpaceDN w:val="0"/>
+        <w:bidi w:val="0"/>
+        <w:adjustRightInd w:val="0"/>
+        <w:snapToGrid w:val="0"/>
+        <w:spacing w:before="98" w:line="220" w:lineRule="auto"/>
+        <w:ind w:left="3195"/>
+        <w:textAlignment w:val="baseline"/>
+        <w:outlineLvl w:val="0"/>
+        <w:rPr>
+          <w:rFonts w:ascii="宋体" w:hAnsi="宋体" w:eastAsia="宋体" w:cs="宋体"/>
+          <w:sz w:val="30"/>
+          <w:szCs w:val="30"/>
+        </w:rPr>
+      </w:pPr>
+      <w:r>
+        <w:br w:type="page"/>
+      </w:r>
+      <w:bookmarkEnd w:id="0"/>
+      <w:bookmarkStart w:id="1" w:name="_Toc15775"/>
+      <w:bookmarkStart w:id="2" w:name="_Toc18525"/>
+      <w:bookmarkStart w:id="3" w:name="heading_1"/>
+      <w:r>
+        <w:rPr>
+          <w:rFonts w:ascii="宋体" w:hAnsi="宋体" w:eastAsia="宋体" w:cs="宋体"/>
+          <w:b/>
+          <w:bCs/>
+          <w:spacing w:val="-4"/>
+          <w:sz w:val="30"/>
+          <w:szCs w:val="30"/>
+        </w:rPr>
+        <w:t>文件编制和变更履历</w:t>
+      </w:r>
+      <w:bookmarkEnd w:id="1"/>
+      <w:bookmarkEnd w:id="2"/>
+    </w:p>
+    <w:tbl>
+      <w:tblPr>
+        <w:tblStyle w:val="59"/>
+        <w:tblW w:w="9005" w:type="dxa"/>
+        <w:tblInd w:w="34" w:type="dxa"/>
+        <w:tblBorders>
+          <w:top w:val="single" w:color="000000" w:sz="6" w:space="0"/>
+          <w:left w:val="single" w:color="000000" w:sz="6" w:space="0"/>
+          <w:bottom w:val="single" w:color="000000" w:sz="6" w:space="0"/>
+          <w:right w:val="single" w:color="000000" w:sz="6" w:space="0"/>
+          <w:insideH w:val="single" w:color="000000" w:sz="6" w:space="0"/>
+          <w:insideV w:val="single" w:color="000000" w:sz="6" w:space="0"/>
+        </w:tblBorders>
+        <w:tblLayout w:type="fixed"/>
+        <w:tblCellMar>
+          <w:top w:w="0" w:type="dxa"/>
+          <w:left w:w="0" w:type="dxa"/>
+          <w:bottom w:w="0" w:type="dxa"/>
+          <w:right w:w="0" w:type="dxa"/>
+        </w:tblCellMar>
+      </w:tblPr>
+      <w:tblGrid>
+        <w:gridCol w:w="845"/>
+        <w:gridCol w:w="881"/>
+        <w:gridCol w:w="1274"/>
+        <w:gridCol w:w="957"/>
+        <w:gridCol w:w="1377"/>
+        <w:gridCol w:w="1017"/>
+        <w:gridCol w:w="1271"/>
+        <w:gridCol w:w="1383"/>
+      </w:tblGrid>
+      <w:tr>
+        <w:tblPrEx>
+          <w:tblBorders>
+            <w:top w:val="single" w:color="000000" w:sz="6" w:space="0"/>
+            <w:left w:val="single" w:color="000000" w:sz="6" w:space="0"/>
+            <w:bottom w:val="single" w:color="000000" w:sz="6" w:space="0"/>
+            <w:right w:val="single" w:color="000000" w:sz="6" w:space="0"/>
+            <w:insideH w:val="single" w:color="000000" w:sz="6" w:space="0"/>
+            <w:insideV w:val="single" w:color="000000" w:sz="6" w:space="0"/>
+          </w:tblBorders>
+          <w:tblCellMar>
+            <w:top w:w="0" w:type="dxa"/>
+            <w:left w:w="0" w:type="dxa"/>
+            <w:bottom w:w="0" w:type="dxa"/>
+            <w:right w:w="0" w:type="dxa"/>
+          </w:tblCellMar>
+        </w:tblPrEx>
+        <w:trPr>
+          <w:trHeight w:val="489" w:hRule="atLeast"/>
+        </w:trPr>
+        <w:tc>
+          <w:tcPr>
+            <w:tcW w:w="845" w:type="dxa"/>
+            <w:vMerge w:val="restart"/>
+            <w:tcBorders>
+              <w:top w:val="single" w:color="000000" w:sz="10" w:space="0"/>
+              <w:left w:val="single" w:color="000000" w:sz="10" w:space="0"/>
+              <w:bottom w:val="nil"/>
+            </w:tcBorders>
+            <w:shd w:val="clear" w:color="auto" w:fill="D9D9D9"/>
+          </w:tcPr>
+          <w:p>
+            <w:pPr>
+              <w:keepNext w:val="0"/>
+              <w:keepLines w:val="0"/>
+              <w:pageBreakBefore w:val="0"/>
+              <w:widowControl w:val="0"/>
+              <w:kinsoku w:val="0"/>
+              <w:wordWrap/>
+              <w:overflowPunct/>
+              <w:topLinePunct w:val="0"/>
+              <w:autoSpaceDE w:val="0"/>
+              <w:autoSpaceDN w:val="0"/>
+              <w:bidi w:val="0"/>
+              <w:adjustRightInd w:val="0"/>
+              <w:snapToGrid w:val="0"/>
+              <w:spacing w:line="350" w:lineRule="auto"/>
+              <w:textAlignment w:val="baseline"/>
+              <w:rPr>
+                <w:rFonts w:ascii="Arial"/>
+                <w:sz w:val="21"/>
+              </w:rPr>
+            </w:pPr>
+          </w:p>
+          <w:p>
+            <w:pPr>
+              <w:keepNext w:val="0"/>
+              <w:keepLines w:val="0"/>
+              <w:pageBreakBefore w:val="0"/>
+              <w:widowControl w:val="0"/>
+              <w:kinsoku w:val="0"/>
+              <w:wordWrap/>
+              <w:overflowPunct/>
+              <w:topLinePunct w:val="0"/>
+              <w:autoSpaceDE w:val="0"/>
+              <w:autoSpaceDN w:val="0"/>
+              <w:bidi w:val="0"/>
+              <w:adjustRightInd w:val="0"/>
+              <w:snapToGrid w:val="0"/>
+              <w:spacing w:before="78" w:line="219" w:lineRule="auto"/>
+              <w:ind w:left="172"/>
+              <w:textAlignment w:val="baseline"/>
+              <w:rPr>
+                <w:rFonts w:ascii="宋体" w:hAnsi="宋体" w:eastAsia="宋体" w:cs="宋体"/>
+                <w:sz w:val="24"/>
+                <w:szCs w:val="24"/>
+              </w:rPr>
+            </w:pPr>
+            <w:r>
+              <w:rPr>
+                <w:rFonts w:ascii="宋体" w:hAnsi="宋体" w:eastAsia="宋体" w:cs="宋体"/>
+                <w:b/>
+                <w:bCs/>
+                <w:spacing w:val="-5"/>
+                <w:sz w:val="24"/>
+                <w:szCs w:val="24"/>
+              </w:rPr>
+              <w:t>版本</w:t>
+            </w:r>
+          </w:p>
+        </w:tc>
+        <w:tc>
+          <w:tcPr>
+            <w:tcW w:w="2155" w:type="dxa"/>
+            <w:gridSpan w:val="2"/>
+            <w:tcBorders>
+              <w:top w:val="single" w:color="000000" w:sz="10" w:space="0"/>
+            </w:tcBorders>
+            <w:shd w:val="clear" w:color="auto" w:fill="D9D9D9"/>
+          </w:tcPr>
+          <w:p>
+            <w:pPr>
+              <w:keepNext w:val="0"/>
+              <w:keepLines w:val="0"/>
+              <w:pageBreakBefore w:val="0"/>
+              <w:widowControl w:val="0"/>
+              <w:kinsoku w:val="0"/>
+              <w:wordWrap/>
+              <w:overflowPunct/>
+              <w:topLinePunct w:val="0"/>
+              <w:autoSpaceDE w:val="0"/>
+              <w:autoSpaceDN w:val="0"/>
+              <w:bidi w:val="0"/>
+              <w:adjustRightInd w:val="0"/>
+              <w:snapToGrid w:val="0"/>
+              <w:spacing w:before="181" w:line="220" w:lineRule="auto"/>
+              <w:ind w:left="528"/>
+              <w:textAlignment w:val="baseline"/>
+              <w:rPr>
+                <w:rFonts w:ascii="宋体" w:hAnsi="宋体" w:eastAsia="宋体" w:cs="宋体"/>
+                <w:sz w:val="24"/>
+                <w:szCs w:val="24"/>
+              </w:rPr>
+            </w:pPr>
+            <w:r>
+              <w:rPr>
+                <w:rFonts w:ascii="宋体" w:hAnsi="宋体" w:eastAsia="宋体" w:cs="宋体"/>
+                <w:b/>
+                <w:bCs/>
+                <w:spacing w:val="-4"/>
+                <w:sz w:val="24"/>
+                <w:szCs w:val="24"/>
+              </w:rPr>
+              <w:t>编制/更改</w:t>
+            </w:r>
+          </w:p>
+        </w:tc>
+        <w:tc>
+          <w:tcPr>
+            <w:tcW w:w="2334" w:type="dxa"/>
+            <w:gridSpan w:val="2"/>
+            <w:tcBorders>
+              <w:top w:val="single" w:color="000000" w:sz="10" w:space="0"/>
+            </w:tcBorders>
+            <w:shd w:val="clear" w:color="auto" w:fill="D9D9D9"/>
+          </w:tcPr>
+          <w:p>
+            <w:pPr>
+              <w:keepNext w:val="0"/>
+              <w:keepLines w:val="0"/>
+              <w:pageBreakBefore w:val="0"/>
+              <w:widowControl w:val="0"/>
+              <w:kinsoku w:val="0"/>
+              <w:wordWrap/>
+              <w:overflowPunct/>
+              <w:topLinePunct w:val="0"/>
+              <w:autoSpaceDE w:val="0"/>
+              <w:autoSpaceDN w:val="0"/>
+              <w:bidi w:val="0"/>
+              <w:adjustRightInd w:val="0"/>
+              <w:snapToGrid w:val="0"/>
+              <w:spacing w:before="181" w:line="219" w:lineRule="auto"/>
+              <w:ind w:left="927"/>
+              <w:textAlignment w:val="baseline"/>
+              <w:rPr>
+                <w:rFonts w:ascii="宋体" w:hAnsi="宋体" w:eastAsia="宋体" w:cs="宋体"/>
+                <w:sz w:val="24"/>
+                <w:szCs w:val="24"/>
+              </w:rPr>
+            </w:pPr>
+            <w:r>
+              <w:rPr>
+                <w:rFonts w:ascii="宋体" w:hAnsi="宋体" w:eastAsia="宋体" w:cs="宋体"/>
+                <w:b/>
+                <w:bCs/>
+                <w:spacing w:val="-6"/>
+                <w:sz w:val="24"/>
+                <w:szCs w:val="24"/>
+              </w:rPr>
+              <w:t>发布</w:t>
+            </w:r>
+          </w:p>
+        </w:tc>
+        <w:tc>
+          <w:tcPr>
+            <w:tcW w:w="2288" w:type="dxa"/>
+            <w:gridSpan w:val="2"/>
+            <w:tcBorders>
+              <w:top w:val="single" w:color="000000" w:sz="10" w:space="0"/>
+            </w:tcBorders>
+            <w:shd w:val="clear" w:color="auto" w:fill="D9D9D9"/>
+          </w:tcPr>
+          <w:p>
+            <w:pPr>
+              <w:keepNext w:val="0"/>
+              <w:keepLines w:val="0"/>
+              <w:pageBreakBefore w:val="0"/>
+              <w:widowControl w:val="0"/>
+              <w:kinsoku w:val="0"/>
+              <w:wordWrap/>
+              <w:overflowPunct/>
+              <w:topLinePunct w:val="0"/>
+              <w:autoSpaceDE w:val="0"/>
+              <w:autoSpaceDN w:val="0"/>
+              <w:bidi w:val="0"/>
+              <w:adjustRightInd w:val="0"/>
+              <w:snapToGrid w:val="0"/>
+              <w:spacing w:before="181" w:line="220" w:lineRule="auto"/>
+              <w:ind w:left="911"/>
+              <w:textAlignment w:val="baseline"/>
+              <w:rPr>
+                <w:rFonts w:ascii="宋体" w:hAnsi="宋体" w:eastAsia="宋体" w:cs="宋体"/>
+                <w:sz w:val="24"/>
+                <w:szCs w:val="24"/>
+              </w:rPr>
+            </w:pPr>
+            <w:r>
+              <w:rPr>
+                <w:rFonts w:ascii="宋体" w:hAnsi="宋体" w:eastAsia="宋体" w:cs="宋体"/>
+                <w:b/>
+                <w:bCs/>
+                <w:spacing w:val="-6"/>
+                <w:sz w:val="24"/>
+                <w:szCs w:val="24"/>
+              </w:rPr>
+              <w:t>实施</w:t>
+            </w:r>
+          </w:p>
+        </w:tc>
+        <w:tc>
+          <w:tcPr>
+            <w:tcW w:w="1383" w:type="dxa"/>
+            <w:vMerge w:val="restart"/>
+            <w:tcBorders>
+              <w:top w:val="single" w:color="000000" w:sz="10" w:space="0"/>
+              <w:bottom w:val="nil"/>
+              <w:right w:val="single" w:color="000000" w:sz="10" w:space="0"/>
+            </w:tcBorders>
+            <w:shd w:val="clear" w:color="auto" w:fill="D9D9D9"/>
+          </w:tcPr>
+          <w:p>
+            <w:pPr>
+              <w:keepNext w:val="0"/>
+              <w:keepLines w:val="0"/>
+              <w:pageBreakBefore w:val="0"/>
+              <w:widowControl w:val="0"/>
+              <w:kinsoku w:val="0"/>
+              <w:wordWrap/>
+              <w:overflowPunct/>
+              <w:topLinePunct w:val="0"/>
+              <w:autoSpaceDE w:val="0"/>
+              <w:autoSpaceDN w:val="0"/>
+              <w:bidi w:val="0"/>
+              <w:adjustRightInd w:val="0"/>
+              <w:snapToGrid w:val="0"/>
+              <w:spacing w:line="350" w:lineRule="auto"/>
+              <w:textAlignment w:val="baseline"/>
+              <w:rPr>
+                <w:rFonts w:ascii="Arial"/>
+                <w:sz w:val="21"/>
+              </w:rPr>
+            </w:pPr>
+          </w:p>
+          <w:p>
+            <w:pPr>
+              <w:keepNext w:val="0"/>
+              <w:keepLines w:val="0"/>
+              <w:pageBreakBefore w:val="0"/>
+              <w:widowControl w:val="0"/>
+              <w:kinsoku w:val="0"/>
+              <w:wordWrap/>
+              <w:overflowPunct/>
+              <w:topLinePunct w:val="0"/>
+              <w:autoSpaceDE w:val="0"/>
+              <w:autoSpaceDN w:val="0"/>
+              <w:bidi w:val="0"/>
+              <w:adjustRightInd w:val="0"/>
+              <w:snapToGrid w:val="0"/>
+              <w:spacing w:before="78" w:line="220" w:lineRule="auto"/>
+              <w:ind w:left="217"/>
+              <w:textAlignment w:val="baseline"/>
+              <w:rPr>
+                <w:rFonts w:ascii="宋体" w:hAnsi="宋体" w:eastAsia="宋体" w:cs="宋体"/>
+                <w:sz w:val="24"/>
+                <w:szCs w:val="24"/>
+              </w:rPr>
+            </w:pPr>
+            <w:r>
+              <w:rPr>
+                <w:rFonts w:ascii="宋体" w:hAnsi="宋体" w:eastAsia="宋体" w:cs="宋体"/>
+                <w:b/>
+                <w:bCs/>
+                <w:spacing w:val="-5"/>
+                <w:sz w:val="24"/>
+                <w:szCs w:val="24"/>
+              </w:rPr>
+              <w:t>更改记录</w:t>
+            </w:r>
+          </w:p>
+        </w:tc>
+      </w:tr>
+      <w:tr>
+        <w:tblPrEx>
+          <w:tblBorders>
+            <w:top w:val="single" w:color="000000" w:sz="6" w:space="0"/>
+            <w:left w:val="single" w:color="000000" w:sz="6" w:space="0"/>
+            <w:bottom w:val="single" w:color="000000" w:sz="6" w:space="0"/>
+            <w:right w:val="single" w:color="000000" w:sz="6" w:space="0"/>
+            <w:insideH w:val="single" w:color="000000" w:sz="6" w:space="0"/>
+            <w:insideV w:val="single" w:color="000000" w:sz="6" w:space="0"/>
+          </w:tblBorders>
+          <w:tblCellMar>
+            <w:top w:w="0" w:type="dxa"/>
+            <w:left w:w="0" w:type="dxa"/>
+            <w:bottom w:w="0" w:type="dxa"/>
+            <w:right w:w="0" w:type="dxa"/>
+          </w:tblCellMar>
+        </w:tblPrEx>
+        <w:trPr>
+          <w:trHeight w:val="479" w:hRule="atLeast"/>
+        </w:trPr>
+        <w:tc>
+          <w:tcPr>
+            <w:tcW w:w="845" w:type="dxa"/>
+            <w:vMerge w:val="continue"/>
+            <w:tcBorders>
+              <w:top w:val="nil"/>
+              <w:left w:val="single" w:color="000000" w:sz="10" w:space="0"/>
+            </w:tcBorders>
+          </w:tcPr>
+          <w:p>
+            <w:pPr>
+              <w:keepNext w:val="0"/>
+              <w:keepLines w:val="0"/>
+              <w:pageBreakBefore w:val="0"/>
+              <w:widowControl w:val="0"/>
+              <w:kinsoku w:val="0"/>
+              <w:wordWrap/>
+              <w:overflowPunct/>
+              <w:topLinePunct w:val="0"/>
+              <w:autoSpaceDE w:val="0"/>
+              <w:autoSpaceDN w:val="0"/>
+              <w:bidi w:val="0"/>
+              <w:adjustRightInd w:val="0"/>
+              <w:snapToGrid w:val="0"/>
+              <w:textAlignment w:val="baseline"/>
+              <w:rPr>
+                <w:rFonts w:ascii="Arial"/>
+                <w:sz w:val="21"/>
+              </w:rPr>
+            </w:pPr>
+          </w:p>
+        </w:tc>
+        <w:tc>
+          <w:tcPr>
+            <w:tcW w:w="881" w:type="dxa"/>
+            <w:shd w:val="clear" w:color="auto" w:fill="D9D9D9"/>
+          </w:tcPr>
+          <w:p>
+            <w:pPr>
+              <w:keepNext w:val="0"/>
+              <w:keepLines w:val="0"/>
+              <w:pageBreakBefore w:val="0"/>
+              <w:widowControl w:val="0"/>
+              <w:kinsoku w:val="0"/>
+              <w:wordWrap/>
+              <w:overflowPunct/>
+              <w:topLinePunct w:val="0"/>
+              <w:autoSpaceDE w:val="0"/>
+              <w:autoSpaceDN w:val="0"/>
+              <w:bidi w:val="0"/>
+              <w:adjustRightInd w:val="0"/>
+              <w:snapToGrid w:val="0"/>
+              <w:spacing w:before="177" w:line="220" w:lineRule="auto"/>
+              <w:ind w:left="191"/>
+              <w:textAlignment w:val="baseline"/>
+              <w:rPr>
+                <w:rFonts w:ascii="宋体" w:hAnsi="宋体" w:eastAsia="宋体" w:cs="宋体"/>
+                <w:sz w:val="24"/>
+                <w:szCs w:val="24"/>
+              </w:rPr>
+            </w:pPr>
+            <w:r>
+              <w:rPr>
+                <w:rFonts w:ascii="宋体" w:hAnsi="宋体" w:eastAsia="宋体" w:cs="宋体"/>
+                <w:b/>
+                <w:bCs/>
+                <w:spacing w:val="-5"/>
+                <w:sz w:val="24"/>
+                <w:szCs w:val="24"/>
+              </w:rPr>
+              <w:t>作者</w:t>
+            </w:r>
+          </w:p>
+        </w:tc>
+        <w:tc>
+          <w:tcPr>
+            <w:tcW w:w="1274" w:type="dxa"/>
+            <w:shd w:val="clear" w:color="auto" w:fill="D9D9D9"/>
+          </w:tcPr>
+          <w:p>
+            <w:pPr>
+              <w:keepNext w:val="0"/>
+              <w:keepLines w:val="0"/>
+              <w:pageBreakBefore w:val="0"/>
+              <w:widowControl w:val="0"/>
+              <w:kinsoku w:val="0"/>
+              <w:wordWrap/>
+              <w:overflowPunct/>
+              <w:topLinePunct w:val="0"/>
+              <w:autoSpaceDE w:val="0"/>
+              <w:autoSpaceDN w:val="0"/>
+              <w:bidi w:val="0"/>
+              <w:adjustRightInd w:val="0"/>
+              <w:snapToGrid w:val="0"/>
+              <w:spacing w:before="177" w:line="220" w:lineRule="auto"/>
+              <w:ind w:left="430"/>
+              <w:textAlignment w:val="baseline"/>
+              <w:rPr>
+                <w:rFonts w:ascii="宋体" w:hAnsi="宋体" w:eastAsia="宋体" w:cs="宋体"/>
+                <w:sz w:val="24"/>
+                <w:szCs w:val="24"/>
+              </w:rPr>
+            </w:pPr>
+            <w:r>
+              <w:rPr>
+                <w:rFonts w:ascii="宋体" w:hAnsi="宋体" w:eastAsia="宋体" w:cs="宋体"/>
+                <w:b/>
+                <w:bCs/>
+                <w:spacing w:val="-15"/>
+                <w:sz w:val="24"/>
+                <w:szCs w:val="24"/>
+              </w:rPr>
+              <w:t>日期</w:t>
+            </w:r>
+          </w:p>
+        </w:tc>
+        <w:tc>
+          <w:tcPr>
+            <w:tcW w:w="957" w:type="dxa"/>
+            <w:shd w:val="clear" w:color="auto" w:fill="D9D9D9"/>
+          </w:tcPr>
+          <w:p>
+            <w:pPr>
+              <w:keepNext w:val="0"/>
+              <w:keepLines w:val="0"/>
+              <w:pageBreakBefore w:val="0"/>
+              <w:widowControl w:val="0"/>
+              <w:kinsoku w:val="0"/>
+              <w:wordWrap/>
+              <w:overflowPunct/>
+              <w:topLinePunct w:val="0"/>
+              <w:autoSpaceDE w:val="0"/>
+              <w:autoSpaceDN w:val="0"/>
+              <w:bidi w:val="0"/>
+              <w:adjustRightInd w:val="0"/>
+              <w:snapToGrid w:val="0"/>
+              <w:spacing w:before="177" w:line="220" w:lineRule="auto"/>
+              <w:ind w:left="244"/>
+              <w:textAlignment w:val="baseline"/>
+              <w:rPr>
+                <w:rFonts w:ascii="宋体" w:hAnsi="宋体" w:eastAsia="宋体" w:cs="宋体"/>
+                <w:sz w:val="24"/>
+                <w:szCs w:val="24"/>
+              </w:rPr>
+            </w:pPr>
+            <w:r>
+              <w:rPr>
+                <w:rFonts w:ascii="宋体" w:hAnsi="宋体" w:eastAsia="宋体" w:cs="宋体"/>
+                <w:b/>
+                <w:bCs/>
+                <w:spacing w:val="-8"/>
+                <w:sz w:val="24"/>
+                <w:szCs w:val="24"/>
+              </w:rPr>
+              <w:t>审核</w:t>
+            </w:r>
+          </w:p>
+        </w:tc>
+        <w:tc>
+          <w:tcPr>
+            <w:tcW w:w="1377" w:type="dxa"/>
+            <w:shd w:val="clear" w:color="auto" w:fill="D9D9D9"/>
+          </w:tcPr>
+          <w:p>
+            <w:pPr>
+              <w:keepNext w:val="0"/>
+              <w:keepLines w:val="0"/>
+              <w:pageBreakBefore w:val="0"/>
+              <w:widowControl w:val="0"/>
+              <w:kinsoku w:val="0"/>
+              <w:wordWrap/>
+              <w:overflowPunct/>
+              <w:topLinePunct w:val="0"/>
+              <w:autoSpaceDE w:val="0"/>
+              <w:autoSpaceDN w:val="0"/>
+              <w:bidi w:val="0"/>
+              <w:adjustRightInd w:val="0"/>
+              <w:snapToGrid w:val="0"/>
+              <w:spacing w:before="177" w:line="220" w:lineRule="auto"/>
+              <w:ind w:left="487"/>
+              <w:textAlignment w:val="baseline"/>
+              <w:rPr>
+                <w:rFonts w:ascii="宋体" w:hAnsi="宋体" w:eastAsia="宋体" w:cs="宋体"/>
+                <w:sz w:val="24"/>
+                <w:szCs w:val="24"/>
+              </w:rPr>
+            </w:pPr>
+            <w:r>
+              <w:rPr>
+                <w:rFonts w:ascii="宋体" w:hAnsi="宋体" w:eastAsia="宋体" w:cs="宋体"/>
+                <w:b/>
+                <w:bCs/>
+                <w:spacing w:val="-15"/>
+                <w:sz w:val="24"/>
+                <w:szCs w:val="24"/>
+              </w:rPr>
+              <w:t>日期</w:t>
+            </w:r>
+          </w:p>
+        </w:tc>
+        <w:tc>
+          <w:tcPr>
+            <w:tcW w:w="1017" w:type="dxa"/>
+            <w:shd w:val="clear" w:color="auto" w:fill="D9D9D9"/>
+          </w:tcPr>
+          <w:p>
+            <w:pPr>
+              <w:keepNext w:val="0"/>
+              <w:keepLines w:val="0"/>
+              <w:pageBreakBefore w:val="0"/>
+              <w:widowControl w:val="0"/>
+              <w:kinsoku w:val="0"/>
+              <w:wordWrap/>
+              <w:overflowPunct/>
+              <w:topLinePunct w:val="0"/>
+              <w:autoSpaceDE w:val="0"/>
+              <w:autoSpaceDN w:val="0"/>
+              <w:bidi w:val="0"/>
+              <w:adjustRightInd w:val="0"/>
+              <w:snapToGrid w:val="0"/>
+              <w:spacing w:before="176" w:line="221" w:lineRule="auto"/>
+              <w:ind w:left="268"/>
+              <w:textAlignment w:val="baseline"/>
+              <w:rPr>
+                <w:rFonts w:ascii="宋体" w:hAnsi="宋体" w:eastAsia="宋体" w:cs="宋体"/>
+                <w:sz w:val="24"/>
+                <w:szCs w:val="24"/>
+              </w:rPr>
+            </w:pPr>
+            <w:r>
+              <w:rPr>
+                <w:rFonts w:ascii="宋体" w:hAnsi="宋体" w:eastAsia="宋体" w:cs="宋体"/>
+                <w:b/>
+                <w:bCs/>
+                <w:spacing w:val="-5"/>
+                <w:sz w:val="24"/>
+                <w:szCs w:val="24"/>
+              </w:rPr>
+              <w:t>批准</w:t>
+            </w:r>
+          </w:p>
+        </w:tc>
+        <w:tc>
+          <w:tcPr>
+            <w:tcW w:w="1271" w:type="dxa"/>
+            <w:shd w:val="clear" w:color="auto" w:fill="D9D9D9"/>
+          </w:tcPr>
+          <w:p>
+            <w:pPr>
+              <w:keepNext w:val="0"/>
+              <w:keepLines w:val="0"/>
+              <w:pageBreakBefore w:val="0"/>
+              <w:widowControl w:val="0"/>
+              <w:kinsoku w:val="0"/>
+              <w:wordWrap/>
+              <w:overflowPunct/>
+              <w:topLinePunct w:val="0"/>
+              <w:autoSpaceDE w:val="0"/>
+              <w:autoSpaceDN w:val="0"/>
+              <w:bidi w:val="0"/>
+              <w:adjustRightInd w:val="0"/>
+              <w:snapToGrid w:val="0"/>
+              <w:spacing w:before="177" w:line="220" w:lineRule="auto"/>
+              <w:ind w:left="441"/>
+              <w:textAlignment w:val="baseline"/>
+              <w:rPr>
+                <w:rFonts w:ascii="宋体" w:hAnsi="宋体" w:eastAsia="宋体" w:cs="宋体"/>
+                <w:sz w:val="24"/>
+                <w:szCs w:val="24"/>
+              </w:rPr>
+            </w:pPr>
+            <w:r>
+              <w:rPr>
+                <w:rFonts w:ascii="宋体" w:hAnsi="宋体" w:eastAsia="宋体" w:cs="宋体"/>
+                <w:b/>
+                <w:bCs/>
+                <w:spacing w:val="-15"/>
+                <w:sz w:val="24"/>
+                <w:szCs w:val="24"/>
+              </w:rPr>
+              <w:t>日期</w:t>
+            </w:r>
+          </w:p>
+        </w:tc>
+        <w:tc>
+          <w:tcPr>
+            <w:tcW w:w="1383" w:type="dxa"/>
+            <w:vMerge w:val="continue"/>
+            <w:tcBorders>
+              <w:top w:val="nil"/>
+              <w:right w:val="single" w:color="000000" w:sz="10" w:space="0"/>
+            </w:tcBorders>
+          </w:tcPr>
+          <w:p>
+            <w:pPr>
+              <w:keepNext w:val="0"/>
+              <w:keepLines w:val="0"/>
+              <w:pageBreakBefore w:val="0"/>
+              <w:widowControl w:val="0"/>
+              <w:kinsoku w:val="0"/>
+              <w:wordWrap/>
+              <w:overflowPunct/>
+              <w:topLinePunct w:val="0"/>
+              <w:autoSpaceDE w:val="0"/>
+              <w:autoSpaceDN w:val="0"/>
+              <w:bidi w:val="0"/>
+              <w:adjustRightInd w:val="0"/>
+              <w:snapToGrid w:val="0"/>
+              <w:textAlignment w:val="baseline"/>
+              <w:rPr>
+                <w:rFonts w:ascii="Arial"/>
+                <w:sz w:val="21"/>
+              </w:rPr>
+            </w:pPr>
+          </w:p>
+        </w:tc>
+      </w:tr>
+      <w:tr>
+        <w:tblPrEx>
+          <w:tblBorders>
+            <w:top w:val="single" w:color="000000" w:sz="6" w:space="0"/>
+            <w:left w:val="single" w:color="000000" w:sz="6" w:space="0"/>
+            <w:bottom w:val="single" w:color="000000" w:sz="6" w:space="0"/>
+            <w:right w:val="single" w:color="000000" w:sz="6" w:space="0"/>
+            <w:insideH w:val="single" w:color="000000" w:sz="6" w:space="0"/>
+            <w:insideV w:val="single" w:color="000000" w:sz="6" w:space="0"/>
+          </w:tblBorders>
+          <w:tblCellMar>
+            <w:top w:w="0" w:type="dxa"/>
+            <w:left w:w="0" w:type="dxa"/>
+            <w:bottom w:w="0" w:type="dxa"/>
+            <w:right w:w="0" w:type="dxa"/>
+          </w:tblCellMar>
+        </w:tblPrEx>
+        <w:trPr>
+          <w:trHeight w:val="651" w:hRule="atLeast"/>
+        </w:trPr>
+        <w:tc>
+          <w:tcPr>
+            <w:tcW w:w="845" w:type="dxa"/>
+            <w:tcBorders>
+              <w:left w:val="single" w:color="000000" w:sz="10" w:space="0"/>
+            </w:tcBorders>
+          </w:tcPr>
+          <w:p>
+            <w:pPr>
+              <w:pStyle w:val="44"/>
+              <w:keepNext w:val="0"/>
+              <w:keepLines w:val="0"/>
+              <w:pageBreakBefore w:val="0"/>
+              <w:widowControl w:val="0"/>
+              <w:kinsoku w:val="0"/>
+              <w:wordWrap/>
+              <w:overflowPunct/>
+              <w:topLinePunct w:val="0"/>
+              <w:autoSpaceDE w:val="0"/>
+              <w:autoSpaceDN w:val="0"/>
+              <w:bidi w:val="0"/>
+              <w:adjustRightInd w:val="0"/>
+              <w:snapToGrid w:val="0"/>
+              <w:spacing w:before="230" w:line="237" w:lineRule="auto"/>
+              <w:ind w:left="195"/>
+              <w:textAlignment w:val="baseline"/>
+            </w:pPr>
+            <w:r>
+              <w:rPr>
+                <w:spacing w:val="-1"/>
+              </w:rPr>
+              <w:t>V1.0</w:t>
+            </w:r>
+          </w:p>
+        </w:tc>
+        <w:tc>
+          <w:tcPr>
+            <w:tcW w:w="881" w:type="dxa"/>
+          </w:tcPr>
+          <w:p>
+            <w:pPr>
+              <w:pStyle w:val="44"/>
+              <w:keepNext w:val="0"/>
+              <w:keepLines w:val="0"/>
+              <w:pageBreakBefore w:val="0"/>
+              <w:widowControl w:val="0"/>
+              <w:kinsoku w:val="0"/>
+              <w:wordWrap/>
+              <w:overflowPunct/>
+              <w:topLinePunct w:val="0"/>
+              <w:autoSpaceDE w:val="0"/>
+              <w:autoSpaceDN w:val="0"/>
+              <w:bidi w:val="0"/>
+              <w:adjustRightInd w:val="0"/>
+              <w:snapToGrid w:val="0"/>
+              <w:spacing w:before="230" w:line="219" w:lineRule="auto"/>
+              <w:ind w:left="125"/>
+              <w:textAlignment w:val="baseline"/>
+            </w:pPr>
+            <w:r>
+              <w:rPr>
+                <w:spacing w:val="-4"/>
+              </w:rPr>
+              <w:t>赵川华</w:t>
+            </w:r>
+          </w:p>
+        </w:tc>
+        <w:tc>
+          <w:tcPr>
+            <w:tcW w:w="1274" w:type="dxa"/>
+          </w:tcPr>
+          <w:p>
+            <w:pPr>
+              <w:pStyle w:val="44"/>
+              <w:keepNext w:val="0"/>
+              <w:keepLines w:val="0"/>
+              <w:pageBreakBefore w:val="0"/>
+              <w:widowControl w:val="0"/>
+              <w:kinsoku w:val="0"/>
+              <w:wordWrap/>
+              <w:overflowPunct/>
+              <w:topLinePunct w:val="0"/>
+              <w:autoSpaceDE w:val="0"/>
+              <w:autoSpaceDN w:val="0"/>
+              <w:bidi w:val="0"/>
+              <w:adjustRightInd w:val="0"/>
+              <w:snapToGrid w:val="0"/>
+              <w:spacing w:before="230" w:line="237" w:lineRule="auto"/>
+              <w:ind w:left="104"/>
+              <w:textAlignment w:val="baseline"/>
+            </w:pPr>
+            <w:r>
+              <w:rPr>
+                <w:spacing w:val="-1"/>
+              </w:rPr>
+              <w:t>2025.7.7</w:t>
+            </w:r>
+          </w:p>
+        </w:tc>
+        <w:tc>
+          <w:tcPr>
+            <w:tcW w:w="957" w:type="dxa"/>
+          </w:tcPr>
+          <w:p>
+            <w:pPr>
+              <w:pStyle w:val="44"/>
+              <w:keepNext w:val="0"/>
+              <w:keepLines w:val="0"/>
+              <w:pageBreakBefore w:val="0"/>
+              <w:widowControl w:val="0"/>
+              <w:kinsoku w:val="0"/>
+              <w:wordWrap/>
+              <w:overflowPunct/>
+              <w:topLinePunct w:val="0"/>
+              <w:autoSpaceDE w:val="0"/>
+              <w:autoSpaceDN w:val="0"/>
+              <w:bidi w:val="0"/>
+              <w:adjustRightInd w:val="0"/>
+              <w:snapToGrid w:val="0"/>
+              <w:spacing w:before="230" w:line="219" w:lineRule="auto"/>
+              <w:ind w:left="168"/>
+              <w:textAlignment w:val="baseline"/>
+            </w:pPr>
+            <w:r>
+              <w:rPr>
+                <w:spacing w:val="-4"/>
+              </w:rPr>
+              <w:t>张智宏</w:t>
+            </w:r>
+          </w:p>
+        </w:tc>
+        <w:tc>
+          <w:tcPr>
+            <w:tcW w:w="1377" w:type="dxa"/>
+          </w:tcPr>
+          <w:p>
+            <w:pPr>
+              <w:pStyle w:val="44"/>
+              <w:keepNext w:val="0"/>
+              <w:keepLines w:val="0"/>
+              <w:pageBreakBefore w:val="0"/>
+              <w:widowControl w:val="0"/>
+              <w:kinsoku w:val="0"/>
+              <w:wordWrap/>
+              <w:overflowPunct/>
+              <w:topLinePunct w:val="0"/>
+              <w:autoSpaceDE w:val="0"/>
+              <w:autoSpaceDN w:val="0"/>
+              <w:bidi w:val="0"/>
+              <w:adjustRightInd w:val="0"/>
+              <w:snapToGrid w:val="0"/>
+              <w:spacing w:before="230" w:line="237" w:lineRule="auto"/>
+              <w:ind w:left="161"/>
+              <w:textAlignment w:val="baseline"/>
+            </w:pPr>
+            <w:r>
+              <w:rPr>
+                <w:spacing w:val="-1"/>
+              </w:rPr>
+              <w:t>2025.7.7</w:t>
+            </w:r>
+          </w:p>
+        </w:tc>
+        <w:tc>
+          <w:tcPr>
+            <w:tcW w:w="1017" w:type="dxa"/>
+          </w:tcPr>
+          <w:p>
+            <w:pPr>
+              <w:pStyle w:val="44"/>
+              <w:keepNext w:val="0"/>
+              <w:keepLines w:val="0"/>
+              <w:pageBreakBefore w:val="0"/>
+              <w:widowControl w:val="0"/>
+              <w:kinsoku w:val="0"/>
+              <w:wordWrap/>
+              <w:overflowPunct/>
+              <w:topLinePunct w:val="0"/>
+              <w:autoSpaceDE w:val="0"/>
+              <w:autoSpaceDN w:val="0"/>
+              <w:bidi w:val="0"/>
+              <w:adjustRightInd w:val="0"/>
+              <w:snapToGrid w:val="0"/>
+              <w:spacing w:before="230" w:line="220" w:lineRule="auto"/>
+              <w:ind w:left="202"/>
+              <w:textAlignment w:val="baseline"/>
+            </w:pPr>
+            <w:r>
+              <w:rPr>
+                <w:spacing w:val="-3"/>
+              </w:rPr>
+              <w:t>陈垒</w:t>
+            </w:r>
+          </w:p>
+        </w:tc>
+        <w:tc>
+          <w:tcPr>
+            <w:tcW w:w="1271" w:type="dxa"/>
+          </w:tcPr>
+          <w:p>
+            <w:pPr>
+              <w:pStyle w:val="44"/>
+              <w:keepNext w:val="0"/>
+              <w:keepLines w:val="0"/>
+              <w:pageBreakBefore w:val="0"/>
+              <w:widowControl w:val="0"/>
+              <w:kinsoku w:val="0"/>
+              <w:wordWrap/>
+              <w:overflowPunct/>
+              <w:topLinePunct w:val="0"/>
+              <w:autoSpaceDE w:val="0"/>
+              <w:autoSpaceDN w:val="0"/>
+              <w:bidi w:val="0"/>
+              <w:adjustRightInd w:val="0"/>
+              <w:snapToGrid w:val="0"/>
+              <w:spacing w:before="230" w:line="237" w:lineRule="auto"/>
+              <w:ind w:left="220"/>
+              <w:textAlignment w:val="baseline"/>
+            </w:pPr>
+            <w:r>
+              <w:rPr>
+                <w:spacing w:val="-1"/>
+              </w:rPr>
+              <w:t>2025.7.7</w:t>
+            </w:r>
+          </w:p>
+        </w:tc>
+        <w:tc>
+          <w:tcPr>
+            <w:tcW w:w="1383" w:type="dxa"/>
+            <w:tcBorders>
+              <w:right w:val="single" w:color="000000" w:sz="10" w:space="0"/>
+            </w:tcBorders>
+          </w:tcPr>
+          <w:p>
+            <w:pPr>
+              <w:pStyle w:val="44"/>
+              <w:keepNext w:val="0"/>
+              <w:keepLines w:val="0"/>
+              <w:pageBreakBefore w:val="0"/>
+              <w:widowControl w:val="0"/>
+              <w:kinsoku w:val="0"/>
+              <w:wordWrap/>
+              <w:overflowPunct/>
+              <w:topLinePunct w:val="0"/>
+              <w:autoSpaceDE w:val="0"/>
+              <w:autoSpaceDN w:val="0"/>
+              <w:bidi w:val="0"/>
+              <w:adjustRightInd w:val="0"/>
+              <w:snapToGrid w:val="0"/>
+              <w:spacing w:before="230" w:line="217" w:lineRule="auto"/>
+              <w:ind w:left="341"/>
+              <w:textAlignment w:val="baseline"/>
+            </w:pPr>
+            <w:r>
+              <w:rPr>
+                <w:spacing w:val="-5"/>
+              </w:rPr>
+              <w:t>首次发布</w:t>
+            </w:r>
+          </w:p>
+        </w:tc>
+      </w:tr>
+      <w:tr>
+        <w:tblPrEx>
+          <w:tblBorders>
+            <w:top w:val="single" w:color="000000" w:sz="6" w:space="0"/>
+            <w:left w:val="single" w:color="000000" w:sz="6" w:space="0"/>
+            <w:bottom w:val="single" w:color="000000" w:sz="6" w:space="0"/>
+            <w:right w:val="single" w:color="000000" w:sz="6" w:space="0"/>
+            <w:insideH w:val="single" w:color="000000" w:sz="6" w:space="0"/>
+            <w:insideV w:val="single" w:color="000000" w:sz="6" w:space="0"/>
+          </w:tblBorders>
+          <w:tblCellMar>
+            <w:top w:w="0" w:type="dxa"/>
+            <w:left w:w="0" w:type="dxa"/>
+            <w:bottom w:w="0" w:type="dxa"/>
+            <w:right w:w="0" w:type="dxa"/>
+          </w:tblCellMar>
+        </w:tblPrEx>
+        <w:trPr>
+          <w:trHeight w:val="485" w:hRule="atLeast"/>
+        </w:trPr>
+        <w:tc>
+          <w:tcPr>
+            <w:tcW w:w="845" w:type="dxa"/>
+            <w:tcBorders>
+              <w:left w:val="single" w:color="000000" w:sz="10" w:space="0"/>
+            </w:tcBorders>
+          </w:tcPr>
+          <w:p>
+            <w:pPr>
+              <w:pStyle w:val="44"/>
+              <w:keepNext w:val="0"/>
+              <w:keepLines w:val="0"/>
+              <w:pageBreakBefore w:val="0"/>
+              <w:widowControl w:val="0"/>
+              <w:kinsoku w:val="0"/>
+              <w:wordWrap/>
+              <w:overflowPunct/>
+              <w:topLinePunct w:val="0"/>
+              <w:autoSpaceDE w:val="0"/>
+              <w:autoSpaceDN w:val="0"/>
+              <w:bidi w:val="0"/>
+              <w:adjustRightInd w:val="0"/>
+              <w:snapToGrid w:val="0"/>
+              <w:spacing w:before="152" w:line="237" w:lineRule="auto"/>
+              <w:ind w:left="195"/>
+              <w:textAlignment w:val="baseline"/>
+            </w:pPr>
+          </w:p>
+        </w:tc>
+        <w:tc>
+          <w:tcPr>
+            <w:tcW w:w="881" w:type="dxa"/>
+          </w:tcPr>
+          <w:p>
+            <w:pPr>
+              <w:pStyle w:val="44"/>
+              <w:keepNext w:val="0"/>
+              <w:keepLines w:val="0"/>
+              <w:pageBreakBefore w:val="0"/>
+              <w:widowControl w:val="0"/>
+              <w:kinsoku w:val="0"/>
+              <w:wordWrap/>
+              <w:overflowPunct/>
+              <w:topLinePunct w:val="0"/>
+              <w:autoSpaceDE w:val="0"/>
+              <w:autoSpaceDN w:val="0"/>
+              <w:bidi w:val="0"/>
+              <w:adjustRightInd w:val="0"/>
+              <w:snapToGrid w:val="0"/>
+              <w:spacing w:before="152" w:line="219" w:lineRule="auto"/>
+              <w:ind w:left="125"/>
+              <w:textAlignment w:val="baseline"/>
+            </w:pPr>
+          </w:p>
+        </w:tc>
+        <w:tc>
+          <w:tcPr>
+            <w:tcW w:w="1274" w:type="dxa"/>
+          </w:tcPr>
+          <w:p>
+            <w:pPr>
+              <w:pStyle w:val="44"/>
+              <w:keepNext w:val="0"/>
+              <w:keepLines w:val="0"/>
+              <w:pageBreakBefore w:val="0"/>
+              <w:widowControl w:val="0"/>
+              <w:kinsoku w:val="0"/>
+              <w:wordWrap/>
+              <w:overflowPunct/>
+              <w:topLinePunct w:val="0"/>
+              <w:autoSpaceDE w:val="0"/>
+              <w:autoSpaceDN w:val="0"/>
+              <w:bidi w:val="0"/>
+              <w:adjustRightInd w:val="0"/>
+              <w:snapToGrid w:val="0"/>
+              <w:spacing w:before="152" w:line="237" w:lineRule="auto"/>
+              <w:ind w:left="210"/>
+              <w:textAlignment w:val="baseline"/>
+            </w:pPr>
+          </w:p>
+        </w:tc>
+        <w:tc>
+          <w:tcPr>
+            <w:tcW w:w="957" w:type="dxa"/>
+          </w:tcPr>
+          <w:p>
+            <w:pPr>
+              <w:pStyle w:val="44"/>
+              <w:keepNext w:val="0"/>
+              <w:keepLines w:val="0"/>
+              <w:pageBreakBefore w:val="0"/>
+              <w:widowControl w:val="0"/>
+              <w:kinsoku w:val="0"/>
+              <w:wordWrap/>
+              <w:overflowPunct/>
+              <w:topLinePunct w:val="0"/>
+              <w:autoSpaceDE w:val="0"/>
+              <w:autoSpaceDN w:val="0"/>
+              <w:bidi w:val="0"/>
+              <w:adjustRightInd w:val="0"/>
+              <w:snapToGrid w:val="0"/>
+              <w:spacing w:before="152" w:line="219" w:lineRule="auto"/>
+              <w:ind w:left="168"/>
+              <w:textAlignment w:val="baseline"/>
+            </w:pPr>
+          </w:p>
+        </w:tc>
+        <w:tc>
+          <w:tcPr>
+            <w:tcW w:w="1377" w:type="dxa"/>
+          </w:tcPr>
+          <w:p>
+            <w:pPr>
+              <w:pStyle w:val="44"/>
+              <w:keepNext w:val="0"/>
+              <w:keepLines w:val="0"/>
+              <w:pageBreakBefore w:val="0"/>
+              <w:widowControl w:val="0"/>
+              <w:kinsoku w:val="0"/>
+              <w:wordWrap/>
+              <w:overflowPunct/>
+              <w:topLinePunct w:val="0"/>
+              <w:autoSpaceDE w:val="0"/>
+              <w:autoSpaceDN w:val="0"/>
+              <w:bidi w:val="0"/>
+              <w:adjustRightInd w:val="0"/>
+              <w:snapToGrid w:val="0"/>
+              <w:spacing w:before="152" w:line="237" w:lineRule="auto"/>
+              <w:ind w:left="267"/>
+              <w:textAlignment w:val="baseline"/>
+            </w:pPr>
+          </w:p>
+        </w:tc>
+        <w:tc>
+          <w:tcPr>
+            <w:tcW w:w="1017" w:type="dxa"/>
+          </w:tcPr>
+          <w:p>
+            <w:pPr>
+              <w:pStyle w:val="44"/>
+              <w:keepNext w:val="0"/>
+              <w:keepLines w:val="0"/>
+              <w:pageBreakBefore w:val="0"/>
+              <w:widowControl w:val="0"/>
+              <w:kinsoku w:val="0"/>
+              <w:wordWrap/>
+              <w:overflowPunct/>
+              <w:topLinePunct w:val="0"/>
+              <w:autoSpaceDE w:val="0"/>
+              <w:autoSpaceDN w:val="0"/>
+              <w:bidi w:val="0"/>
+              <w:adjustRightInd w:val="0"/>
+              <w:snapToGrid w:val="0"/>
+              <w:spacing w:before="152" w:line="220" w:lineRule="auto"/>
+              <w:ind w:left="202"/>
+              <w:textAlignment w:val="baseline"/>
+            </w:pPr>
+          </w:p>
+        </w:tc>
+        <w:tc>
+          <w:tcPr>
+            <w:tcW w:w="1271" w:type="dxa"/>
+          </w:tcPr>
+          <w:p>
+            <w:pPr>
+              <w:pStyle w:val="44"/>
+              <w:keepNext w:val="0"/>
+              <w:keepLines w:val="0"/>
+              <w:pageBreakBefore w:val="0"/>
+              <w:widowControl w:val="0"/>
+              <w:kinsoku w:val="0"/>
+              <w:wordWrap/>
+              <w:overflowPunct/>
+              <w:topLinePunct w:val="0"/>
+              <w:autoSpaceDE w:val="0"/>
+              <w:autoSpaceDN w:val="0"/>
+              <w:bidi w:val="0"/>
+              <w:adjustRightInd w:val="0"/>
+              <w:snapToGrid w:val="0"/>
+              <w:spacing w:before="152" w:line="237" w:lineRule="auto"/>
+              <w:ind w:left="220"/>
+              <w:textAlignment w:val="baseline"/>
+            </w:pPr>
+          </w:p>
+        </w:tc>
+        <w:tc>
+          <w:tcPr>
+            <w:tcW w:w="1383" w:type="dxa"/>
+            <w:tcBorders>
+              <w:right w:val="single" w:color="000000" w:sz="10" w:space="0"/>
+            </w:tcBorders>
+          </w:tcPr>
+          <w:p>
+            <w:pPr>
+              <w:pStyle w:val="44"/>
+              <w:keepNext w:val="0"/>
+              <w:keepLines w:val="0"/>
+              <w:pageBreakBefore w:val="0"/>
+              <w:widowControl w:val="0"/>
+              <w:kinsoku w:val="0"/>
+              <w:wordWrap/>
+              <w:overflowPunct/>
+              <w:topLinePunct w:val="0"/>
+              <w:autoSpaceDE w:val="0"/>
+              <w:autoSpaceDN w:val="0"/>
+              <w:bidi w:val="0"/>
+              <w:adjustRightInd w:val="0"/>
+              <w:snapToGrid w:val="0"/>
+              <w:spacing w:before="152" w:line="219" w:lineRule="auto"/>
+              <w:ind w:left="436"/>
+              <w:textAlignment w:val="baseline"/>
+            </w:pPr>
+          </w:p>
+        </w:tc>
+      </w:tr>
+      <w:tr>
+        <w:tblPrEx>
+          <w:tblBorders>
+            <w:top w:val="single" w:color="000000" w:sz="6" w:space="0"/>
+            <w:left w:val="single" w:color="000000" w:sz="6" w:space="0"/>
+            <w:bottom w:val="single" w:color="000000" w:sz="6" w:space="0"/>
+            <w:right w:val="single" w:color="000000" w:sz="6" w:space="0"/>
+            <w:insideH w:val="single" w:color="000000" w:sz="6" w:space="0"/>
+            <w:insideV w:val="single" w:color="000000" w:sz="6" w:space="0"/>
+          </w:tblBorders>
+          <w:tblCellMar>
+            <w:top w:w="0" w:type="dxa"/>
+            <w:left w:w="0" w:type="dxa"/>
+            <w:bottom w:w="0" w:type="dxa"/>
+            <w:right w:w="0" w:type="dxa"/>
+          </w:tblCellMar>
+        </w:tblPrEx>
+        <w:trPr>
+          <w:trHeight w:val="503" w:hRule="atLeast"/>
+        </w:trPr>
+        <w:tc>
+          <w:tcPr>
+            <w:tcW w:w="845" w:type="dxa"/>
+            <w:tcBorders>
+              <w:left w:val="single" w:color="000000" w:sz="10" w:space="0"/>
+              <w:bottom w:val="single" w:color="000000" w:sz="10" w:space="0"/>
+            </w:tcBorders>
+          </w:tcPr>
+          <w:p>
+            <w:pPr>
+              <w:pStyle w:val="44"/>
+              <w:keepNext w:val="0"/>
+              <w:keepLines w:val="0"/>
+              <w:pageBreakBefore w:val="0"/>
+              <w:widowControl w:val="0"/>
+              <w:kinsoku w:val="0"/>
+              <w:wordWrap/>
+              <w:overflowPunct/>
+              <w:topLinePunct w:val="0"/>
+              <w:autoSpaceDE w:val="0"/>
+              <w:autoSpaceDN w:val="0"/>
+              <w:bidi w:val="0"/>
+              <w:adjustRightInd w:val="0"/>
+              <w:snapToGrid w:val="0"/>
+              <w:spacing w:before="157" w:line="237" w:lineRule="auto"/>
+              <w:ind w:left="195"/>
+              <w:textAlignment w:val="baseline"/>
+            </w:pPr>
+          </w:p>
+        </w:tc>
+        <w:tc>
+          <w:tcPr>
+            <w:tcW w:w="881" w:type="dxa"/>
+            <w:tcBorders>
+              <w:bottom w:val="single" w:color="000000" w:sz="10" w:space="0"/>
+            </w:tcBorders>
+          </w:tcPr>
+          <w:p>
+            <w:pPr>
+              <w:pStyle w:val="44"/>
+              <w:keepNext w:val="0"/>
+              <w:keepLines w:val="0"/>
+              <w:pageBreakBefore w:val="0"/>
+              <w:widowControl w:val="0"/>
+              <w:kinsoku w:val="0"/>
+              <w:wordWrap/>
+              <w:overflowPunct/>
+              <w:topLinePunct w:val="0"/>
+              <w:autoSpaceDE w:val="0"/>
+              <w:autoSpaceDN w:val="0"/>
+              <w:bidi w:val="0"/>
+              <w:adjustRightInd w:val="0"/>
+              <w:snapToGrid w:val="0"/>
+              <w:spacing w:before="157" w:line="219" w:lineRule="auto"/>
+              <w:ind w:left="125"/>
+              <w:textAlignment w:val="baseline"/>
+            </w:pPr>
+          </w:p>
+        </w:tc>
+        <w:tc>
+          <w:tcPr>
+            <w:tcW w:w="1274" w:type="dxa"/>
+            <w:tcBorders>
+              <w:bottom w:val="single" w:color="000000" w:sz="10" w:space="0"/>
+            </w:tcBorders>
+          </w:tcPr>
+          <w:p>
+            <w:pPr>
+              <w:pStyle w:val="44"/>
+              <w:keepNext w:val="0"/>
+              <w:keepLines w:val="0"/>
+              <w:pageBreakBefore w:val="0"/>
+              <w:widowControl w:val="0"/>
+              <w:kinsoku w:val="0"/>
+              <w:wordWrap/>
+              <w:overflowPunct/>
+              <w:topLinePunct w:val="0"/>
+              <w:autoSpaceDE w:val="0"/>
+              <w:autoSpaceDN w:val="0"/>
+              <w:bidi w:val="0"/>
+              <w:adjustRightInd w:val="0"/>
+              <w:snapToGrid w:val="0"/>
+              <w:spacing w:before="157" w:line="237" w:lineRule="auto"/>
+              <w:ind w:left="210"/>
+              <w:textAlignment w:val="baseline"/>
+            </w:pPr>
+          </w:p>
+        </w:tc>
+        <w:tc>
+          <w:tcPr>
+            <w:tcW w:w="957" w:type="dxa"/>
+            <w:tcBorders>
+              <w:bottom w:val="single" w:color="000000" w:sz="10" w:space="0"/>
+            </w:tcBorders>
+          </w:tcPr>
+          <w:p>
+            <w:pPr>
+              <w:pStyle w:val="44"/>
+              <w:keepNext w:val="0"/>
+              <w:keepLines w:val="0"/>
+              <w:pageBreakBefore w:val="0"/>
+              <w:widowControl w:val="0"/>
+              <w:kinsoku w:val="0"/>
+              <w:wordWrap/>
+              <w:overflowPunct/>
+              <w:topLinePunct w:val="0"/>
+              <w:autoSpaceDE w:val="0"/>
+              <w:autoSpaceDN w:val="0"/>
+              <w:bidi w:val="0"/>
+              <w:adjustRightInd w:val="0"/>
+              <w:snapToGrid w:val="0"/>
+              <w:spacing w:before="157" w:line="218" w:lineRule="auto"/>
+              <w:ind w:left="164"/>
+              <w:textAlignment w:val="baseline"/>
+            </w:pPr>
+          </w:p>
+        </w:tc>
+        <w:tc>
+          <w:tcPr>
+            <w:tcW w:w="1377" w:type="dxa"/>
+            <w:tcBorders>
+              <w:bottom w:val="single" w:color="000000" w:sz="10" w:space="0"/>
+            </w:tcBorders>
+          </w:tcPr>
+          <w:p>
+            <w:pPr>
+              <w:pStyle w:val="44"/>
+              <w:keepNext w:val="0"/>
+              <w:keepLines w:val="0"/>
+              <w:pageBreakBefore w:val="0"/>
+              <w:widowControl w:val="0"/>
+              <w:kinsoku w:val="0"/>
+              <w:wordWrap/>
+              <w:overflowPunct/>
+              <w:topLinePunct w:val="0"/>
+              <w:autoSpaceDE w:val="0"/>
+              <w:autoSpaceDN w:val="0"/>
+              <w:bidi w:val="0"/>
+              <w:adjustRightInd w:val="0"/>
+              <w:snapToGrid w:val="0"/>
+              <w:spacing w:before="157" w:line="237" w:lineRule="auto"/>
+              <w:ind w:left="267"/>
+              <w:textAlignment w:val="baseline"/>
+            </w:pPr>
+          </w:p>
+        </w:tc>
+        <w:tc>
+          <w:tcPr>
+            <w:tcW w:w="1017" w:type="dxa"/>
+            <w:tcBorders>
+              <w:bottom w:val="single" w:color="000000" w:sz="10" w:space="0"/>
+            </w:tcBorders>
+          </w:tcPr>
+          <w:p>
+            <w:pPr>
+              <w:pStyle w:val="44"/>
+              <w:keepNext w:val="0"/>
+              <w:keepLines w:val="0"/>
+              <w:pageBreakBefore w:val="0"/>
+              <w:widowControl w:val="0"/>
+              <w:kinsoku w:val="0"/>
+              <w:wordWrap/>
+              <w:overflowPunct/>
+              <w:topLinePunct w:val="0"/>
+              <w:autoSpaceDE w:val="0"/>
+              <w:autoSpaceDN w:val="0"/>
+              <w:bidi w:val="0"/>
+              <w:adjustRightInd w:val="0"/>
+              <w:snapToGrid w:val="0"/>
+              <w:spacing w:before="157" w:line="220" w:lineRule="auto"/>
+              <w:ind w:left="202"/>
+              <w:textAlignment w:val="baseline"/>
+            </w:pPr>
+          </w:p>
+        </w:tc>
+        <w:tc>
+          <w:tcPr>
+            <w:tcW w:w="1271" w:type="dxa"/>
+            <w:tcBorders>
+              <w:bottom w:val="single" w:color="000000" w:sz="10" w:space="0"/>
+            </w:tcBorders>
+          </w:tcPr>
+          <w:p>
+            <w:pPr>
+              <w:pStyle w:val="44"/>
+              <w:keepNext w:val="0"/>
+              <w:keepLines w:val="0"/>
+              <w:pageBreakBefore w:val="0"/>
+              <w:widowControl w:val="0"/>
+              <w:kinsoku w:val="0"/>
+              <w:wordWrap/>
+              <w:overflowPunct/>
+              <w:topLinePunct w:val="0"/>
+              <w:autoSpaceDE w:val="0"/>
+              <w:autoSpaceDN w:val="0"/>
+              <w:bidi w:val="0"/>
+              <w:adjustRightInd w:val="0"/>
+              <w:snapToGrid w:val="0"/>
+              <w:spacing w:before="157" w:line="237" w:lineRule="auto"/>
+              <w:ind w:left="220"/>
+              <w:textAlignment w:val="baseline"/>
+            </w:pPr>
+          </w:p>
+        </w:tc>
+        <w:tc>
+          <w:tcPr>
+            <w:tcW w:w="1383" w:type="dxa"/>
+            <w:tcBorders>
+              <w:bottom w:val="single" w:color="000000" w:sz="10" w:space="0"/>
+              <w:right w:val="single" w:color="000000" w:sz="10" w:space="0"/>
+            </w:tcBorders>
+          </w:tcPr>
+          <w:p>
+            <w:pPr>
+              <w:pStyle w:val="44"/>
+              <w:keepNext w:val="0"/>
+              <w:keepLines w:val="0"/>
+              <w:pageBreakBefore w:val="0"/>
+              <w:widowControl w:val="0"/>
+              <w:kinsoku w:val="0"/>
+              <w:wordWrap/>
+              <w:overflowPunct/>
+              <w:topLinePunct w:val="0"/>
+              <w:autoSpaceDE w:val="0"/>
+              <w:autoSpaceDN w:val="0"/>
+              <w:bidi w:val="0"/>
+              <w:adjustRightInd w:val="0"/>
+              <w:snapToGrid w:val="0"/>
+              <w:spacing w:before="157" w:line="219" w:lineRule="auto"/>
+              <w:ind w:left="436"/>
+              <w:textAlignment w:val="baseline"/>
+            </w:pPr>
+          </w:p>
+        </w:tc>
+      </w:tr>
+    </w:tbl>
+    <w:p>
+      <w:pPr>
         <w:pStyle w:val="45"/>
         <w:keepNext w:val="0"/>
         <w:keepLines w:val="0"/>
@@ -555,12 +2044,10 @@
       <w:r>
         <w:br w:type="page"/>
       </w:r>
-      <w:bookmarkEnd w:id="0"/>
-      <w:bookmarkStart w:id="1" w:name="heading_1"/>
       <w:r>
         <w:t>目的</w:t>
       </w:r>
-      <w:bookmarkEnd w:id="1"/>
+      <w:bookmarkEnd w:id="3"/>
     </w:p>
     <w:p>
       <w:pPr>
@@ -867,11 +2354,11 @@
         <w:snapToGrid w:val="0"/>
         <w:textAlignment w:val="baseline"/>
       </w:pPr>
-      <w:bookmarkStart w:id="2" w:name="heading_3"/>
+      <w:bookmarkStart w:id="4" w:name="heading_3"/>
       <w:r>
         <w:t>术语与定义</w:t>
       </w:r>
-      <w:bookmarkEnd w:id="2"/>
+      <w:bookmarkEnd w:id="4"/>
     </w:p>
     <w:tbl>
       <w:tblPr>
@@ -1438,11 +2925,11 @@
         <w:snapToGrid w:val="0"/>
         <w:textAlignment w:val="baseline"/>
       </w:pPr>
-      <w:bookmarkStart w:id="3" w:name="heading_4"/>
+      <w:bookmarkStart w:id="5" w:name="heading_4"/>
       <w:r>
         <w:t>职责与权限</w:t>
       </w:r>
-      <w:bookmarkEnd w:id="3"/>
+      <w:bookmarkEnd w:id="5"/>
     </w:p>
     <w:p>
       <w:pPr>
@@ -1462,11 +2949,11 @@
         <w:snapToGrid w:val="0"/>
         <w:textAlignment w:val="baseline"/>
       </w:pPr>
-      <w:bookmarkStart w:id="4" w:name="heading_5"/>
+      <w:bookmarkStart w:id="6" w:name="heading_5"/>
       <w:r>
         <w:t>运维部</w:t>
       </w:r>
-      <w:bookmarkEnd w:id="4"/>
+      <w:bookmarkEnd w:id="6"/>
     </w:p>
     <w:p>
       <w:pPr>
@@ -1574,7 +3061,7 @@
         <w:snapToGrid w:val="0"/>
         <w:textAlignment w:val="baseline"/>
       </w:pPr>
-      <w:bookmarkStart w:id="5" w:name="heading_6"/>
+      <w:bookmarkStart w:id="7" w:name="heading_6"/>
       <w:r>
         <w:rPr>
           <w:rFonts w:hint="eastAsia"/>
@@ -1582,7 +3069,7 @@
         </w:rPr>
         <w:t>研发部</w:t>
       </w:r>
-      <w:bookmarkEnd w:id="5"/>
+      <w:bookmarkEnd w:id="7"/>
     </w:p>
     <w:p>
       <w:pPr>
@@ -1954,11 +3441,11 @@
         <w:snapToGrid w:val="0"/>
         <w:textAlignment w:val="baseline"/>
       </w:pPr>
-      <w:bookmarkStart w:id="6" w:name="heading_10"/>
+      <w:bookmarkStart w:id="8" w:name="heading_10"/>
       <w:r>
         <w:t>服务可用性管理</w:t>
       </w:r>
-      <w:bookmarkEnd w:id="6"/>
+      <w:bookmarkEnd w:id="8"/>
     </w:p>
     <w:p>
       <w:pPr>
@@ -1978,11 +3465,11 @@
         <w:snapToGrid w:val="0"/>
         <w:textAlignment w:val="baseline"/>
       </w:pPr>
-      <w:bookmarkStart w:id="7" w:name="heading_11"/>
+      <w:bookmarkStart w:id="9" w:name="heading_11"/>
       <w:r>
         <w:t>可用性目标确定</w:t>
       </w:r>
-      <w:bookmarkEnd w:id="7"/>
+      <w:bookmarkEnd w:id="9"/>
     </w:p>
     <w:p>
       <w:pPr>
@@ -2126,11 +3613,11 @@
         <w:snapToGrid w:val="0"/>
         <w:textAlignment w:val="baseline"/>
       </w:pPr>
-      <w:bookmarkStart w:id="8" w:name="heading_12"/>
+      <w:bookmarkStart w:id="10" w:name="heading_12"/>
       <w:r>
         <w:t>可用性监测与统计</w:t>
       </w:r>
-      <w:bookmarkEnd w:id="8"/>
+      <w:bookmarkEnd w:id="10"/>
     </w:p>
     <w:p>
       <w:pPr>
@@ -2150,11 +3637,11 @@
         <w:snapToGrid w:val="0"/>
         <w:textAlignment w:val="baseline"/>
       </w:pPr>
-      <w:bookmarkStart w:id="9" w:name="heading_13"/>
+      <w:bookmarkStart w:id="11" w:name="heading_13"/>
       <w:r>
         <w:t>监测范围与工具</w:t>
       </w:r>
-      <w:bookmarkEnd w:id="9"/>
+      <w:bookmarkEnd w:id="11"/>
     </w:p>
     <w:p>
       <w:pPr>
@@ -2182,7 +3669,7 @@
         <w:t>运维部</w:t>
       </w:r>
       <w:r>
-        <w:t>部署网络管理系统（NMS）、服务器监控系统、应用性能监控工具，对以下内容进行实时监测：</w:t>
+        <w:t>部署网络管理系统、服务器监控系统、应用性能监控工具，对以下内容进行实时监测：</w:t>
       </w:r>
     </w:p>
     <w:p>
@@ -2291,11 +3778,11 @@
         <w:snapToGrid w:val="0"/>
         <w:textAlignment w:val="baseline"/>
       </w:pPr>
-      <w:bookmarkStart w:id="10" w:name="heading_14"/>
+      <w:bookmarkStart w:id="12" w:name="heading_14"/>
       <w:r>
         <w:t>监测数据管理</w:t>
       </w:r>
-      <w:bookmarkEnd w:id="10"/>
+      <w:bookmarkEnd w:id="12"/>
     </w:p>
     <w:p>
       <w:pPr>
@@ -2381,11 +3868,11 @@
         <w:snapToGrid w:val="0"/>
         <w:textAlignment w:val="baseline"/>
       </w:pPr>
-      <w:bookmarkStart w:id="11" w:name="heading_15"/>
+      <w:bookmarkStart w:id="13" w:name="heading_15"/>
       <w:r>
         <w:t>可用性计算</w:t>
       </w:r>
-      <w:bookmarkEnd w:id="11"/>
+      <w:bookmarkEnd w:id="13"/>
     </w:p>
     <w:p>
       <w:pPr>
@@ -2478,11 +3965,11 @@
         <w:snapToGrid w:val="0"/>
         <w:textAlignment w:val="baseline"/>
       </w:pPr>
-      <w:bookmarkStart w:id="12" w:name="heading_16"/>
+      <w:bookmarkStart w:id="14" w:name="heading_16"/>
       <w:r>
         <w:t>可用性分析与优化</w:t>
       </w:r>
-      <w:bookmarkEnd w:id="12"/>
+      <w:bookmarkEnd w:id="14"/>
     </w:p>
     <w:p>
       <w:pPr>
@@ -2619,11 +4106,11 @@
         <w:snapToGrid w:val="0"/>
         <w:textAlignment w:val="baseline"/>
       </w:pPr>
-      <w:bookmarkStart w:id="13" w:name="heading_17"/>
+      <w:bookmarkStart w:id="15" w:name="heading_17"/>
       <w:r>
         <w:t>服务连续性管理</w:t>
       </w:r>
-      <w:bookmarkEnd w:id="13"/>
+      <w:bookmarkEnd w:id="15"/>
     </w:p>
     <w:p>
       <w:pPr>
@@ -2643,11 +4130,11 @@
         <w:snapToGrid w:val="0"/>
         <w:textAlignment w:val="baseline"/>
       </w:pPr>
-      <w:bookmarkStart w:id="14" w:name="heading_18"/>
+      <w:bookmarkStart w:id="16" w:name="heading_18"/>
       <w:r>
         <w:t>风险识别与评估</w:t>
       </w:r>
-      <w:bookmarkEnd w:id="14"/>
+      <w:bookmarkEnd w:id="16"/>
     </w:p>
     <w:p>
       <w:pPr>
@@ -2794,11 +4281,11 @@
         <w:snapToGrid w:val="0"/>
         <w:textAlignment w:val="baseline"/>
       </w:pPr>
-      <w:bookmarkStart w:id="15" w:name="heading_19"/>
+      <w:bookmarkStart w:id="17" w:name="heading_19"/>
       <w:r>
         <w:t>服务连续性计划制定</w:t>
       </w:r>
-      <w:bookmarkEnd w:id="15"/>
+      <w:bookmarkEnd w:id="17"/>
     </w:p>
     <w:p>
       <w:pPr>
@@ -2818,11 +4305,11 @@
         <w:snapToGrid w:val="0"/>
         <w:textAlignment w:val="baseline"/>
       </w:pPr>
-      <w:bookmarkStart w:id="16" w:name="heading_20"/>
+      <w:bookmarkStart w:id="18" w:name="heading_20"/>
       <w:r>
         <w:t>计划核心内容</w:t>
       </w:r>
-      <w:bookmarkEnd w:id="16"/>
+      <w:bookmarkEnd w:id="18"/>
     </w:p>
     <w:p>
       <w:pPr>
@@ -2981,11 +4468,11 @@
         <w:snapToGrid w:val="0"/>
         <w:textAlignment w:val="baseline"/>
       </w:pPr>
-      <w:bookmarkStart w:id="17" w:name="heading_21"/>
+      <w:bookmarkStart w:id="19" w:name="heading_21"/>
       <w:r>
         <w:t>专项应急方案</w:t>
       </w:r>
-      <w:bookmarkEnd w:id="17"/>
+      <w:bookmarkEnd w:id="19"/>
     </w:p>
     <w:p>
       <w:pPr>
@@ -3115,11 +4602,11 @@
         <w:snapToGrid w:val="0"/>
         <w:textAlignment w:val="baseline"/>
       </w:pPr>
-      <w:bookmarkStart w:id="18" w:name="heading_22"/>
+      <w:bookmarkStart w:id="20" w:name="heading_22"/>
       <w:r>
         <w:t>计划审批与发布</w:t>
       </w:r>
-      <w:bookmarkEnd w:id="18"/>
+      <w:bookmarkEnd w:id="20"/>
     </w:p>
     <w:p>
       <w:pPr>
@@ -3181,11 +4668,11 @@
         <w:snapToGrid w:val="0"/>
         <w:textAlignment w:val="baseline"/>
       </w:pPr>
-      <w:bookmarkStart w:id="19" w:name="heading_23"/>
+      <w:bookmarkStart w:id="21" w:name="heading_23"/>
       <w:r>
         <w:t>预防措施实施</w:t>
       </w:r>
-      <w:bookmarkEnd w:id="19"/>
+      <w:bookmarkEnd w:id="21"/>
     </w:p>
     <w:p>
       <w:pPr>
@@ -3205,11 +4692,11 @@
         <w:snapToGrid w:val="0"/>
         <w:textAlignment w:val="baseline"/>
       </w:pPr>
-      <w:bookmarkStart w:id="20" w:name="heading_24"/>
+      <w:bookmarkStart w:id="22" w:name="heading_24"/>
       <w:r>
         <w:t>硬件与网络冗余</w:t>
       </w:r>
-      <w:bookmarkEnd w:id="20"/>
+      <w:bookmarkEnd w:id="22"/>
     </w:p>
     <w:p>
       <w:pPr>
@@ -3295,11 +4782,11 @@
         <w:snapToGrid w:val="0"/>
         <w:textAlignment w:val="baseline"/>
       </w:pPr>
-      <w:bookmarkStart w:id="21" w:name="heading_25"/>
+      <w:bookmarkStart w:id="23" w:name="heading_25"/>
       <w:r>
         <w:t>数据备份与恢复</w:t>
       </w:r>
-      <w:bookmarkEnd w:id="21"/>
+      <w:bookmarkEnd w:id="23"/>
     </w:p>
     <w:p>
       <w:pPr>
@@ -3934,11 +5421,11 @@
         <w:snapToGrid w:val="0"/>
         <w:textAlignment w:val="baseline"/>
       </w:pPr>
-      <w:bookmarkStart w:id="22" w:name="heading_26"/>
+      <w:bookmarkStart w:id="24" w:name="heading_26"/>
       <w:r>
         <w:t>日常维护与巡检</w:t>
       </w:r>
-      <w:bookmarkEnd w:id="22"/>
+      <w:bookmarkEnd w:id="24"/>
     </w:p>
     <w:p>
       <w:pPr>
@@ -4046,11 +5533,11 @@
         <w:snapToGrid w:val="0"/>
         <w:textAlignment w:val="baseline"/>
       </w:pPr>
-      <w:bookmarkStart w:id="23" w:name="heading_27"/>
+      <w:bookmarkStart w:id="25" w:name="heading_27"/>
       <w:r>
         <w:t>应急响应与恢复</w:t>
       </w:r>
-      <w:bookmarkEnd w:id="23"/>
+      <w:bookmarkEnd w:id="25"/>
     </w:p>
     <w:p>
       <w:pPr>
@@ -4070,11 +5557,11 @@
         <w:snapToGrid w:val="0"/>
         <w:textAlignment w:val="baseline"/>
       </w:pPr>
-      <w:bookmarkStart w:id="24" w:name="heading_28"/>
+      <w:bookmarkStart w:id="26" w:name="heading_28"/>
       <w:r>
         <w:t>故障上报与分级</w:t>
       </w:r>
-      <w:bookmarkEnd w:id="24"/>
+      <w:bookmarkEnd w:id="26"/>
     </w:p>
     <w:p>
       <w:pPr>
@@ -4876,11 +6363,11 @@
         <w:snapToGrid w:val="0"/>
         <w:textAlignment w:val="baseline"/>
       </w:pPr>
-      <w:bookmarkStart w:id="25" w:name="heading_29"/>
+      <w:bookmarkStart w:id="27" w:name="heading_29"/>
       <w:r>
         <w:t>应急处置流程</w:t>
       </w:r>
-      <w:bookmarkEnd w:id="25"/>
+      <w:bookmarkEnd w:id="27"/>
     </w:p>
     <w:p>
       <w:pPr>
@@ -5030,11 +6517,11 @@
         <w:snapToGrid w:val="0"/>
         <w:textAlignment w:val="baseline"/>
       </w:pPr>
-      <w:bookmarkStart w:id="26" w:name="heading_30"/>
+      <w:bookmarkStart w:id="28" w:name="heading_30"/>
       <w:r>
         <w:t>计划演练与评审</w:t>
       </w:r>
-      <w:bookmarkEnd w:id="26"/>
+      <w:bookmarkEnd w:id="28"/>
     </w:p>
     <w:p>
       <w:pPr>
@@ -5054,11 +6541,11 @@
         <w:snapToGrid w:val="0"/>
         <w:textAlignment w:val="baseline"/>
       </w:pPr>
-      <w:bookmarkStart w:id="27" w:name="heading_31"/>
+      <w:bookmarkStart w:id="29" w:name="heading_31"/>
       <w:r>
         <w:t>应急演练</w:t>
       </w:r>
-      <w:bookmarkEnd w:id="27"/>
+      <w:bookmarkEnd w:id="29"/>
     </w:p>
     <w:p>
       <w:pPr>
@@ -5190,11 +6677,11 @@
         <w:snapToGrid w:val="0"/>
         <w:textAlignment w:val="baseline"/>
       </w:pPr>
-      <w:bookmarkStart w:id="28" w:name="heading_32"/>
+      <w:bookmarkStart w:id="30" w:name="heading_32"/>
       <w:r>
         <w:t>计划评审与更新</w:t>
       </w:r>
-      <w:bookmarkEnd w:id="28"/>
+      <w:bookmarkEnd w:id="30"/>
     </w:p>
     <w:p>
       <w:pPr>
@@ -5358,11 +6845,11 @@
         <w:snapToGrid w:val="0"/>
         <w:textAlignment w:val="baseline"/>
       </w:pPr>
-      <w:bookmarkStart w:id="29" w:name="heading_33"/>
+      <w:bookmarkStart w:id="31" w:name="heading_33"/>
       <w:r>
         <w:t>考核与改进</w:t>
       </w:r>
-      <w:bookmarkEnd w:id="29"/>
+      <w:bookmarkEnd w:id="31"/>
     </w:p>
     <w:p>
       <w:pPr>
@@ -5382,11 +6869,11 @@
         <w:snapToGrid w:val="0"/>
         <w:textAlignment w:val="baseline"/>
       </w:pPr>
-      <w:bookmarkStart w:id="30" w:name="heading_34"/>
+      <w:bookmarkStart w:id="32" w:name="heading_34"/>
       <w:r>
         <w:t>考核指标</w:t>
       </w:r>
-      <w:bookmarkEnd w:id="30"/>
+      <w:bookmarkEnd w:id="32"/>
     </w:p>
     <w:p>
       <w:pPr>
@@ -5423,17 +6910,17 @@
     <w:tbl>
       <w:tblPr>
         <w:tblStyle w:val="30"/>
-        <w:tblW w:w="8504" w:type="dxa"/>
-        <w:tblInd w:w="0" w:type="dxa"/>
+        <w:tblW w:w="8521" w:type="dxa"/>
+        <w:jc w:val="center"/>
         <w:tblBorders>
-          <w:top w:val="single" w:color="auto" w:sz="4" w:space="0"/>
-          <w:left w:val="single" w:color="auto" w:sz="4" w:space="0"/>
-          <w:bottom w:val="single" w:color="auto" w:sz="4" w:space="0"/>
-          <w:right w:val="single" w:color="auto" w:sz="4" w:space="0"/>
-          <w:insideH w:val="single" w:color="auto" w:sz="4" w:space="0"/>
-          <w:insideV w:val="single" w:color="auto" w:sz="4" w:space="0"/>
+          <w:top w:val="none" w:color="auto" w:sz="4" w:space="0"/>
+          <w:left w:val="none" w:color="auto" w:sz="4" w:space="0"/>
+          <w:bottom w:val="none" w:color="auto" w:sz="4" w:space="0"/>
+          <w:right w:val="none" w:color="auto" w:sz="4" w:space="0"/>
+          <w:insideH w:val="none" w:color="auto" w:sz="4" w:space="0"/>
+          <w:insideV w:val="none" w:color="auto" w:sz="4" w:space="0"/>
         </w:tblBorders>
-        <w:tblLayout w:type="fixed"/>
+        <w:tblLayout w:type="autofit"/>
         <w:tblCellMar>
           <w:top w:w="0" w:type="dxa"/>
           <w:left w:w="10" w:type="dxa"/>
@@ -5442,20 +6929,20 @@
         </w:tblCellMar>
       </w:tblPr>
       <w:tblGrid>
-        <w:gridCol w:w="2126"/>
-        <w:gridCol w:w="2126"/>
-        <w:gridCol w:w="2126"/>
-        <w:gridCol w:w="2126"/>
+        <w:gridCol w:w="1677"/>
+        <w:gridCol w:w="5074"/>
+        <w:gridCol w:w="795"/>
+        <w:gridCol w:w="975"/>
       </w:tblGrid>
       <w:tr>
         <w:tblPrEx>
           <w:tblBorders>
-            <w:top w:val="single" w:color="auto" w:sz="4" w:space="0"/>
-            <w:left w:val="single" w:color="auto" w:sz="4" w:space="0"/>
-            <w:bottom w:val="single" w:color="auto" w:sz="4" w:space="0"/>
-            <w:right w:val="single" w:color="auto" w:sz="4" w:space="0"/>
-            <w:insideH w:val="single" w:color="auto" w:sz="4" w:space="0"/>
-            <w:insideV w:val="single" w:color="auto" w:sz="4" w:space="0"/>
+            <w:top w:val="none" w:color="auto" w:sz="4" w:space="0"/>
+            <w:left w:val="none" w:color="auto" w:sz="4" w:space="0"/>
+            <w:bottom w:val="none" w:color="auto" w:sz="4" w:space="0"/>
+            <w:right w:val="none" w:color="auto" w:sz="4" w:space="0"/>
+            <w:insideH w:val="none" w:color="auto" w:sz="4" w:space="0"/>
+            <w:insideV w:val="none" w:color="auto" w:sz="4" w:space="0"/>
           </w:tblBorders>
           <w:tblCellMar>
             <w:top w:w="0" w:type="dxa"/>
@@ -5464,15 +6951,28 @@
             <w:right w:w="10" w:type="dxa"/>
           </w:tblCellMar>
         </w:tblPrEx>
+        <w:trPr>
+          <w:trHeight w:val="0" w:hRule="atLeast"/>
+          <w:tblHeader/>
+          <w:jc w:val="center"/>
+        </w:trPr>
         <w:tc>
           <w:tcPr>
-            <w:tcW w:w="2126" w:type="dxa"/>
+            <w:tcW w:w="1677" w:type="dxa"/>
+            <w:tcBorders>
+              <w:top w:val="single" w:color="auto" w:sz="12" w:space="0"/>
+              <w:left w:val="single" w:color="auto" w:sz="12" w:space="0"/>
+              <w:bottom w:val="nil"/>
+              <w:right w:val="nil"/>
+            </w:tcBorders>
+            <w:noWrap w:val="0"/>
             <w:tcMar>
               <w:top w:w="60" w:type="dxa"/>
               <w:left w:w="120" w:type="dxa"/>
               <w:bottom w:w="30" w:type="dxa"/>
               <w:right w:w="120" w:type="dxa"/>
             </w:tcMar>
+            <w:vAlign w:val="center"/>
           </w:tcPr>
           <w:p>
             <w:pPr>
@@ -5490,11 +6990,20 @@
               <w:bidi w:val="0"/>
               <w:adjustRightInd w:val="0"/>
               <w:snapToGrid w:val="0"/>
-              <w:ind w:left="0" w:leftChars="0" w:firstLine="0" w:firstLineChars="0"/>
+              <w:spacing w:line="240" w:lineRule="auto"/>
+              <w:ind w:left="0" w:leftChars="0" w:right="0" w:rightChars="0" w:firstLine="0" w:firstLineChars="0"/>
+              <w:jc w:val="center"/>
               <w:textAlignment w:val="baseline"/>
+              <w:rPr>
+                <w:rFonts w:ascii="Arial" w:eastAsia="宋体"/>
+                <w:b/>
+                <w:sz w:val="18"/>
+              </w:rPr>
             </w:pPr>
             <w:r>
               <w:rPr>
+                <w:rFonts w:ascii="Arial" w:eastAsia="宋体"/>
+                <w:b/>
                 <w:sz w:val="18"/>
                 <w:szCs w:val="18"/>
               </w:rPr>
@@ -5504,13 +7013,21 @@
         </w:tc>
         <w:tc>
           <w:tcPr>
-            <w:tcW w:w="2126" w:type="dxa"/>
+            <w:tcW w:w="5075" w:type="dxa"/>
+            <w:tcBorders>
+              <w:top w:val="single" w:color="auto" w:sz="12" w:space="0"/>
+              <w:left w:val="single" w:color="auto" w:sz="4" w:space="0"/>
+              <w:bottom w:val="nil"/>
+              <w:right w:val="nil"/>
+            </w:tcBorders>
+            <w:noWrap w:val="0"/>
             <w:tcMar>
               <w:top w:w="60" w:type="dxa"/>
               <w:left w:w="120" w:type="dxa"/>
               <w:bottom w:w="30" w:type="dxa"/>
               <w:right w:w="120" w:type="dxa"/>
             </w:tcMar>
+            <w:vAlign w:val="center"/>
           </w:tcPr>
           <w:p>
             <w:pPr>
@@ -5528,11 +7045,20 @@
               <w:bidi w:val="0"/>
               <w:adjustRightInd w:val="0"/>
               <w:snapToGrid w:val="0"/>
-              <w:ind w:left="0" w:leftChars="0" w:firstLine="0" w:firstLineChars="0"/>
+              <w:spacing w:line="240" w:lineRule="auto"/>
+              <w:ind w:left="0" w:leftChars="0" w:right="0" w:rightChars="0" w:firstLine="0" w:firstLineChars="0"/>
+              <w:jc w:val="center"/>
               <w:textAlignment w:val="baseline"/>
+              <w:rPr>
+                <w:rFonts w:ascii="Arial" w:eastAsia="宋体"/>
+                <w:b/>
+                <w:sz w:val="18"/>
+              </w:rPr>
             </w:pPr>
             <w:r>
               <w:rPr>
+                <w:rFonts w:ascii="Arial" w:eastAsia="宋体"/>
+                <w:b/>
                 <w:sz w:val="18"/>
                 <w:szCs w:val="18"/>
               </w:rPr>
@@ -5542,13 +7068,21 @@
         </w:tc>
         <w:tc>
           <w:tcPr>
-            <w:tcW w:w="2126" w:type="dxa"/>
+            <w:tcW w:w="795" w:type="dxa"/>
+            <w:tcBorders>
+              <w:top w:val="single" w:color="auto" w:sz="12" w:space="0"/>
+              <w:left w:val="single" w:color="auto" w:sz="4" w:space="0"/>
+              <w:bottom w:val="nil"/>
+              <w:right w:val="nil"/>
+            </w:tcBorders>
+            <w:noWrap w:val="0"/>
             <w:tcMar>
               <w:top w:w="60" w:type="dxa"/>
               <w:left w:w="120" w:type="dxa"/>
               <w:bottom w:w="30" w:type="dxa"/>
               <w:right w:w="120" w:type="dxa"/>
             </w:tcMar>
+            <w:vAlign w:val="center"/>
           </w:tcPr>
           <w:p>
             <w:pPr>
@@ -5566,12 +7100,20 @@
               <w:bidi w:val="0"/>
               <w:adjustRightInd w:val="0"/>
               <w:snapToGrid w:val="0"/>
-              <w:ind w:left="0" w:leftChars="0" w:firstLine="0" w:firstLineChars="0"/>
+              <w:spacing w:line="240" w:lineRule="auto"/>
+              <w:ind w:left="0" w:leftChars="0" w:right="0" w:rightChars="0" w:firstLine="0" w:firstLineChars="0"/>
+              <w:jc w:val="center"/>
               <w:textAlignment w:val="baseline"/>
+              <w:rPr>
+                <w:rFonts w:ascii="Arial" w:eastAsia="宋体"/>
+                <w:b/>
+                <w:sz w:val="18"/>
+              </w:rPr>
             </w:pPr>
             <w:r>
               <w:rPr>
-                <w:rFonts w:hint="eastAsia"/>
+                <w:rFonts w:hint="eastAsia" w:ascii="Arial" w:eastAsia="宋体"/>
+                <w:b/>
                 <w:sz w:val="18"/>
                 <w:szCs w:val="18"/>
                 <w:lang w:val="en-US" w:eastAsia="zh-CN"/>
@@ -5582,13 +7124,21 @@
         </w:tc>
         <w:tc>
           <w:tcPr>
-            <w:tcW w:w="2126" w:type="dxa"/>
+            <w:tcW w:w="975" w:type="dxa"/>
+            <w:tcBorders>
+              <w:top w:val="single" w:color="auto" w:sz="12" w:space="0"/>
+              <w:left w:val="single" w:color="auto" w:sz="4" w:space="0"/>
+              <w:bottom w:val="nil"/>
+              <w:right w:val="single" w:color="auto" w:sz="12" w:space="0"/>
+            </w:tcBorders>
+            <w:noWrap w:val="0"/>
             <w:tcMar>
               <w:top w:w="60" w:type="dxa"/>
               <w:left w:w="120" w:type="dxa"/>
               <w:bottom w:w="30" w:type="dxa"/>
               <w:right w:w="120" w:type="dxa"/>
             </w:tcMar>
+            <w:vAlign w:val="center"/>
           </w:tcPr>
           <w:p>
             <w:pPr>
@@ -5606,10 +7156,13 @@
               <w:bidi w:val="0"/>
               <w:adjustRightInd w:val="0"/>
               <w:snapToGrid w:val="0"/>
-              <w:ind w:left="0" w:leftChars="0" w:firstLine="0" w:firstLineChars="0"/>
+              <w:spacing w:line="240" w:lineRule="auto"/>
+              <w:ind w:left="0" w:leftChars="0" w:right="0" w:rightChars="0" w:firstLine="0" w:firstLineChars="0"/>
+              <w:jc w:val="center"/>
               <w:textAlignment w:val="baseline"/>
               <w:rPr>
-                <w:rFonts w:hint="default"/>
+                <w:rFonts w:hint="default" w:ascii="Arial" w:eastAsia="宋体"/>
+                <w:b/>
                 <w:sz w:val="18"/>
                 <w:szCs w:val="18"/>
                 <w:lang w:val="en-US" w:eastAsia="zh-CN"/>
@@ -5617,7 +7170,8 @@
             </w:pPr>
             <w:r>
               <w:rPr>
-                <w:rFonts w:hint="eastAsia"/>
+                <w:rFonts w:hint="eastAsia" w:ascii="Arial" w:eastAsia="宋体"/>
+                <w:b/>
                 <w:sz w:val="18"/>
                 <w:szCs w:val="18"/>
                 <w:lang w:val="en-US" w:eastAsia="zh-CN"/>
@@ -5630,12 +7184,12 @@
       <w:tr>
         <w:tblPrEx>
           <w:tblBorders>
-            <w:top w:val="single" w:color="auto" w:sz="4" w:space="0"/>
-            <w:left w:val="single" w:color="auto" w:sz="4" w:space="0"/>
-            <w:bottom w:val="single" w:color="auto" w:sz="4" w:space="0"/>
-            <w:right w:val="single" w:color="auto" w:sz="4" w:space="0"/>
-            <w:insideH w:val="single" w:color="auto" w:sz="4" w:space="0"/>
-            <w:insideV w:val="single" w:color="auto" w:sz="4" w:space="0"/>
+            <w:top w:val="none" w:color="auto" w:sz="4" w:space="0"/>
+            <w:left w:val="none" w:color="auto" w:sz="4" w:space="0"/>
+            <w:bottom w:val="none" w:color="auto" w:sz="4" w:space="0"/>
+            <w:right w:val="none" w:color="auto" w:sz="4" w:space="0"/>
+            <w:insideH w:val="none" w:color="auto" w:sz="4" w:space="0"/>
+            <w:insideV w:val="none" w:color="auto" w:sz="4" w:space="0"/>
           </w:tblBorders>
           <w:tblCellMar>
             <w:top w:w="0" w:type="dxa"/>
@@ -5644,22 +7198,36 @@
             <w:right w:w="10" w:type="dxa"/>
           </w:tblCellMar>
         </w:tblPrEx>
+        <w:trPr>
+          <w:trHeight w:val="0" w:hRule="atLeast"/>
+          <w:jc w:val="center"/>
+        </w:trPr>
         <w:tc>
           <w:tcPr>
-            <w:tcW w:w="2126" w:type="dxa"/>
+            <w:tcW w:w="1677" w:type="dxa"/>
+            <w:tcBorders>
+              <w:top w:val="single" w:color="auto" w:sz="4" w:space="0"/>
+              <w:left w:val="single" w:color="auto" w:sz="12" w:space="0"/>
+              <w:bottom w:val="nil"/>
+              <w:right w:val="nil"/>
+            </w:tcBorders>
             <w:shd w:val="clear" w:color="auto" w:fill="auto"/>
+            <w:noWrap w:val="0"/>
             <w:tcMar>
               <w:top w:w="60" w:type="dxa"/>
               <w:left w:w="120" w:type="dxa"/>
               <w:bottom w:w="30" w:type="dxa"/>
               <w:right w:w="120" w:type="dxa"/>
             </w:tcMar>
+            <w:vAlign w:val="center"/>
           </w:tcPr>
           <w:p>
             <w:pPr>
               <w:pStyle w:val="44"/>
-              <w:spacing w:before="234" w:line="218" w:lineRule="auto"/>
-              <w:ind w:left="137" w:leftChars="0"/>
+              <w:snapToGrid w:val="0"/>
+              <w:spacing w:before="234" w:line="240" w:lineRule="auto"/>
+              <w:ind w:left="0" w:leftChars="0" w:right="0" w:rightChars="0" w:firstLine="0" w:firstLineChars="0"/>
+              <w:jc w:val="center"/>
               <w:rPr>
                 <w:rFonts w:hint="default" w:ascii="宋体" w:hAnsi="宋体" w:eastAsia="宋体" w:cs="宋体"/>
                 <w:snapToGrid w:val="0"/>
@@ -5673,7 +7241,7 @@
             </w:pPr>
             <w:r>
               <w:rPr>
-                <w:rFonts w:hint="eastAsia"/>
+                <w:rFonts w:hint="eastAsia" w:ascii="宋体" w:eastAsia="宋体"/>
                 <w:spacing w:val="-3"/>
                 <w:sz w:val="24"/>
                 <w:szCs w:val="24"/>
@@ -5685,20 +7253,30 @@
         </w:tc>
         <w:tc>
           <w:tcPr>
-            <w:tcW w:w="2126" w:type="dxa"/>
+            <w:tcW w:w="5075" w:type="dxa"/>
+            <w:tcBorders>
+              <w:top w:val="single" w:color="auto" w:sz="4" w:space="0"/>
+              <w:left w:val="single" w:color="auto" w:sz="4" w:space="0"/>
+              <w:bottom w:val="nil"/>
+              <w:right w:val="nil"/>
+            </w:tcBorders>
             <w:shd w:val="clear" w:color="auto" w:fill="auto"/>
+            <w:noWrap w:val="0"/>
             <w:tcMar>
               <w:top w:w="60" w:type="dxa"/>
               <w:left w:w="120" w:type="dxa"/>
               <w:bottom w:w="30" w:type="dxa"/>
               <w:right w:w="120" w:type="dxa"/>
             </w:tcMar>
+            <w:vAlign w:val="center"/>
           </w:tcPr>
           <w:p>
             <w:pPr>
               <w:pStyle w:val="44"/>
-              <w:spacing w:before="78" w:line="237" w:lineRule="auto"/>
-              <w:ind w:left="128" w:leftChars="0" w:right="354" w:rightChars="0" w:hanging="8" w:firstLineChars="0"/>
+              <w:snapToGrid w:val="0"/>
+              <w:spacing w:before="78" w:line="240" w:lineRule="auto"/>
+              <w:ind w:left="0" w:leftChars="0" w:right="0" w:rightChars="0" w:firstLine="0" w:firstLineChars="0"/>
+              <w:jc w:val="center"/>
               <w:rPr>
                 <w:rFonts w:hint="default" w:ascii="宋体" w:hAnsi="宋体" w:eastAsia="宋体" w:cs="宋体"/>
                 <w:snapToGrid w:val="0"/>
@@ -5711,26 +7289,40 @@
               </w:rPr>
             </w:pPr>
             <w:r>
+              <w:rPr>
+                <w:rFonts w:ascii="宋体" w:eastAsia="宋体"/>
+                <w:sz w:val="24"/>
+              </w:rPr>
               <w:t>（约定服务时间-服务中断时间）/约定服务时间×100%</w:t>
             </w:r>
           </w:p>
         </w:tc>
         <w:tc>
           <w:tcPr>
-            <w:tcW w:w="2126" w:type="dxa"/>
+            <w:tcW w:w="795" w:type="dxa"/>
+            <w:tcBorders>
+              <w:top w:val="single" w:color="auto" w:sz="4" w:space="0"/>
+              <w:left w:val="single" w:color="auto" w:sz="4" w:space="0"/>
+              <w:bottom w:val="nil"/>
+              <w:right w:val="nil"/>
+            </w:tcBorders>
             <w:shd w:val="clear" w:color="auto" w:fill="auto"/>
+            <w:noWrap w:val="0"/>
             <w:tcMar>
               <w:top w:w="60" w:type="dxa"/>
               <w:left w:w="120" w:type="dxa"/>
               <w:bottom w:w="30" w:type="dxa"/>
               <w:right w:w="120" w:type="dxa"/>
             </w:tcMar>
+            <w:vAlign w:val="center"/>
           </w:tcPr>
           <w:p>
             <w:pPr>
               <w:pStyle w:val="44"/>
-              <w:spacing w:before="234" w:line="237" w:lineRule="auto"/>
-              <w:ind w:left="168" w:leftChars="0"/>
+              <w:snapToGrid w:val="0"/>
+              <w:spacing w:before="234" w:line="240" w:lineRule="auto"/>
+              <w:ind w:left="0" w:leftChars="0" w:right="0" w:rightChars="0" w:firstLine="0" w:firstLineChars="0"/>
+              <w:jc w:val="center"/>
               <w:rPr>
                 <w:rFonts w:hint="default" w:ascii="宋体" w:hAnsi="宋体" w:eastAsia="宋体" w:cs="宋体"/>
                 <w:snapToGrid w:val="0"/>
@@ -5744,7 +7336,7 @@
             </w:pPr>
             <w:r>
               <w:rPr>
-                <w:rFonts w:hint="eastAsia"/>
+                <w:rFonts w:hint="eastAsia" w:ascii="宋体" w:eastAsia="宋体"/>
                 <w:spacing w:val="-9"/>
                 <w:sz w:val="24"/>
                 <w:szCs w:val="24"/>
@@ -5756,20 +7348,30 @@
         </w:tc>
         <w:tc>
           <w:tcPr>
-            <w:tcW w:w="2126" w:type="dxa"/>
+            <w:tcW w:w="975" w:type="dxa"/>
+            <w:tcBorders>
+              <w:top w:val="single" w:color="auto" w:sz="4" w:space="0"/>
+              <w:left w:val="single" w:color="auto" w:sz="4" w:space="0"/>
+              <w:bottom w:val="nil"/>
+              <w:right w:val="single" w:color="auto" w:sz="12" w:space="0"/>
+            </w:tcBorders>
             <w:shd w:val="clear" w:color="auto" w:fill="auto"/>
+            <w:noWrap w:val="0"/>
             <w:tcMar>
               <w:top w:w="60" w:type="dxa"/>
               <w:left w:w="120" w:type="dxa"/>
               <w:bottom w:w="30" w:type="dxa"/>
               <w:right w:w="120" w:type="dxa"/>
             </w:tcMar>
+            <w:vAlign w:val="center"/>
           </w:tcPr>
           <w:p>
             <w:pPr>
               <w:pStyle w:val="44"/>
-              <w:spacing w:before="233" w:line="217" w:lineRule="auto"/>
-              <w:ind w:left="158" w:leftChars="0"/>
+              <w:snapToGrid w:val="0"/>
+              <w:spacing w:before="233" w:line="240" w:lineRule="auto"/>
+              <w:ind w:left="0" w:leftChars="0" w:right="0" w:rightChars="0" w:firstLine="0" w:firstLineChars="0"/>
+              <w:jc w:val="center"/>
               <w:rPr>
                 <w:rFonts w:hint="eastAsia" w:ascii="宋体" w:hAnsi="宋体" w:eastAsia="宋体" w:cs="宋体"/>
                 <w:snapToGrid w:val="0"/>
@@ -5783,7 +7385,7 @@
             </w:pPr>
             <w:r>
               <w:rPr>
-                <w:rFonts w:hint="eastAsia"/>
+                <w:rFonts w:hint="eastAsia" w:ascii="宋体" w:eastAsia="宋体"/>
                 <w:spacing w:val="-5"/>
                 <w:sz w:val="24"/>
                 <w:szCs w:val="24"/>
@@ -5797,12 +7399,12 @@
       <w:tr>
         <w:tblPrEx>
           <w:tblBorders>
-            <w:top w:val="single" w:color="auto" w:sz="4" w:space="0"/>
-            <w:left w:val="single" w:color="auto" w:sz="4" w:space="0"/>
-            <w:bottom w:val="single" w:color="auto" w:sz="4" w:space="0"/>
-            <w:right w:val="single" w:color="auto" w:sz="4" w:space="0"/>
-            <w:insideH w:val="single" w:color="auto" w:sz="4" w:space="0"/>
-            <w:insideV w:val="single" w:color="auto" w:sz="4" w:space="0"/>
+            <w:top w:val="none" w:color="auto" w:sz="4" w:space="0"/>
+            <w:left w:val="none" w:color="auto" w:sz="4" w:space="0"/>
+            <w:bottom w:val="none" w:color="auto" w:sz="4" w:space="0"/>
+            <w:right w:val="none" w:color="auto" w:sz="4" w:space="0"/>
+            <w:insideH w:val="none" w:color="auto" w:sz="4" w:space="0"/>
+            <w:insideV w:val="none" w:color="auto" w:sz="4" w:space="0"/>
           </w:tblBorders>
           <w:tblCellMar>
             <w:top w:w="0" w:type="dxa"/>
@@ -5811,22 +7413,36 @@
             <w:right w:w="10" w:type="dxa"/>
           </w:tblCellMar>
         </w:tblPrEx>
+        <w:trPr>
+          <w:trHeight w:val="0" w:hRule="atLeast"/>
+          <w:jc w:val="center"/>
+        </w:trPr>
         <w:tc>
           <w:tcPr>
-            <w:tcW w:w="2126" w:type="dxa"/>
+            <w:tcW w:w="1677" w:type="dxa"/>
+            <w:tcBorders>
+              <w:top w:val="single" w:color="auto" w:sz="4" w:space="0"/>
+              <w:left w:val="single" w:color="auto" w:sz="12" w:space="0"/>
+              <w:bottom w:val="single" w:color="auto" w:sz="12" w:space="0"/>
+              <w:right w:val="nil"/>
+            </w:tcBorders>
             <w:shd w:val="clear" w:color="auto" w:fill="auto"/>
+            <w:noWrap w:val="0"/>
             <w:tcMar>
               <w:top w:w="60" w:type="dxa"/>
               <w:left w:w="120" w:type="dxa"/>
               <w:bottom w:w="30" w:type="dxa"/>
               <w:right w:w="120" w:type="dxa"/>
             </w:tcMar>
+            <w:vAlign w:val="center"/>
           </w:tcPr>
           <w:p>
             <w:pPr>
               <w:pStyle w:val="44"/>
-              <w:spacing w:before="234" w:line="218" w:lineRule="auto"/>
-              <w:ind w:left="137" w:leftChars="0"/>
+              <w:snapToGrid w:val="0"/>
+              <w:spacing w:before="234" w:line="240" w:lineRule="auto"/>
+              <w:ind w:left="0" w:leftChars="0" w:right="0" w:rightChars="0" w:firstLine="0" w:firstLineChars="0"/>
+              <w:jc w:val="center"/>
               <w:rPr>
                 <w:rFonts w:hint="default" w:ascii="宋体" w:hAnsi="宋体" w:eastAsia="宋体" w:cs="宋体"/>
                 <w:snapToGrid w:val="0"/>
@@ -5840,7 +7456,7 @@
             </w:pPr>
             <w:r>
               <w:rPr>
-                <w:rFonts w:hint="eastAsia"/>
+                <w:rFonts w:hint="eastAsia" w:ascii="宋体" w:eastAsia="宋体"/>
                 <w:spacing w:val="-3"/>
                 <w:sz w:val="24"/>
                 <w:szCs w:val="24"/>
@@ -5852,20 +7468,30 @@
         </w:tc>
         <w:tc>
           <w:tcPr>
-            <w:tcW w:w="2126" w:type="dxa"/>
+            <w:tcW w:w="5075" w:type="dxa"/>
+            <w:tcBorders>
+              <w:top w:val="single" w:color="auto" w:sz="4" w:space="0"/>
+              <w:left w:val="single" w:color="auto" w:sz="4" w:space="0"/>
+              <w:bottom w:val="single" w:color="auto" w:sz="12" w:space="0"/>
+              <w:right w:val="nil"/>
+            </w:tcBorders>
             <w:shd w:val="clear" w:color="auto" w:fill="auto"/>
+            <w:noWrap w:val="0"/>
             <w:tcMar>
               <w:top w:w="60" w:type="dxa"/>
               <w:left w:w="120" w:type="dxa"/>
               <w:bottom w:w="30" w:type="dxa"/>
               <w:right w:w="120" w:type="dxa"/>
             </w:tcMar>
+            <w:vAlign w:val="center"/>
           </w:tcPr>
           <w:p>
             <w:pPr>
               <w:pStyle w:val="44"/>
-              <w:spacing w:before="78" w:line="237" w:lineRule="auto"/>
-              <w:ind w:left="128" w:leftChars="0" w:right="354" w:rightChars="0" w:hanging="8" w:firstLineChars="0"/>
+              <w:snapToGrid w:val="0"/>
+              <w:spacing w:before="78" w:line="240" w:lineRule="auto"/>
+              <w:ind w:left="0" w:leftChars="0" w:right="0" w:rightChars="0" w:firstLine="0" w:firstLineChars="0"/>
+              <w:jc w:val="center"/>
               <w:rPr>
                 <w:rFonts w:hint="default" w:ascii="宋体" w:hAnsi="宋体" w:eastAsia="宋体" w:cs="宋体"/>
                 <w:snapToGrid w:val="0"/>
@@ -5879,7 +7505,7 @@
             </w:pPr>
             <w:r>
               <w:rPr>
-                <w:rFonts w:hint="eastAsia"/>
+                <w:rFonts w:hint="eastAsia" w:ascii="宋体" w:eastAsia="宋体"/>
                 <w:spacing w:val="-4"/>
                 <w:sz w:val="24"/>
                 <w:szCs w:val="24"/>
@@ -5891,20 +7517,30 @@
         </w:tc>
         <w:tc>
           <w:tcPr>
-            <w:tcW w:w="2126" w:type="dxa"/>
+            <w:tcW w:w="795" w:type="dxa"/>
+            <w:tcBorders>
+              <w:top w:val="single" w:color="auto" w:sz="4" w:space="0"/>
+              <w:left w:val="single" w:color="auto" w:sz="4" w:space="0"/>
+              <w:bottom w:val="single" w:color="auto" w:sz="12" w:space="0"/>
+              <w:right w:val="nil"/>
+            </w:tcBorders>
             <w:shd w:val="clear" w:color="auto" w:fill="auto"/>
+            <w:noWrap w:val="0"/>
             <w:tcMar>
               <w:top w:w="60" w:type="dxa"/>
               <w:left w:w="120" w:type="dxa"/>
               <w:bottom w:w="30" w:type="dxa"/>
               <w:right w:w="120" w:type="dxa"/>
             </w:tcMar>
+            <w:vAlign w:val="center"/>
           </w:tcPr>
           <w:p>
             <w:pPr>
               <w:pStyle w:val="44"/>
-              <w:spacing w:before="234" w:line="237" w:lineRule="auto"/>
-              <w:ind w:left="168" w:leftChars="0"/>
+              <w:snapToGrid w:val="0"/>
+              <w:spacing w:before="234" w:line="240" w:lineRule="auto"/>
+              <w:ind w:left="0" w:leftChars="0" w:right="0" w:rightChars="0" w:firstLine="0" w:firstLineChars="0"/>
+              <w:jc w:val="center"/>
               <w:rPr>
                 <w:rFonts w:hint="eastAsia" w:ascii="宋体" w:hAnsi="宋体" w:eastAsia="宋体" w:cs="宋体"/>
                 <w:snapToGrid w:val="0"/>
@@ -5918,7 +7554,7 @@
             </w:pPr>
             <w:r>
               <w:rPr>
-                <w:rFonts w:hint="eastAsia"/>
+                <w:rFonts w:hint="eastAsia" w:ascii="宋体" w:eastAsia="宋体"/>
                 <w:spacing w:val="-9"/>
                 <w:sz w:val="24"/>
                 <w:szCs w:val="24"/>
@@ -5930,20 +7566,30 @@
         </w:tc>
         <w:tc>
           <w:tcPr>
-            <w:tcW w:w="2126" w:type="dxa"/>
+            <w:tcW w:w="975" w:type="dxa"/>
+            <w:tcBorders>
+              <w:top w:val="single" w:color="auto" w:sz="4" w:space="0"/>
+              <w:left w:val="single" w:color="auto" w:sz="4" w:space="0"/>
+              <w:bottom w:val="single" w:color="auto" w:sz="12" w:space="0"/>
+              <w:right w:val="single" w:color="auto" w:sz="12" w:space="0"/>
+            </w:tcBorders>
             <w:shd w:val="clear" w:color="auto" w:fill="auto"/>
+            <w:noWrap w:val="0"/>
             <w:tcMar>
               <w:top w:w="60" w:type="dxa"/>
               <w:left w:w="120" w:type="dxa"/>
               <w:bottom w:w="30" w:type="dxa"/>
               <w:right w:w="120" w:type="dxa"/>
             </w:tcMar>
+            <w:vAlign w:val="center"/>
           </w:tcPr>
           <w:p>
             <w:pPr>
               <w:pStyle w:val="44"/>
-              <w:spacing w:before="233" w:line="217" w:lineRule="auto"/>
-              <w:ind w:left="158" w:leftChars="0"/>
+              <w:snapToGrid w:val="0"/>
+              <w:spacing w:before="233" w:line="240" w:lineRule="auto"/>
+              <w:ind w:left="0" w:leftChars="0" w:right="0" w:rightChars="0" w:firstLine="0" w:firstLineChars="0"/>
+              <w:jc w:val="center"/>
               <w:rPr>
                 <w:rFonts w:hint="eastAsia" w:ascii="宋体" w:hAnsi="宋体" w:eastAsia="宋体" w:cs="宋体"/>
                 <w:snapToGrid w:val="0"/>
@@ -5957,7 +7603,7 @@
             </w:pPr>
             <w:r>
               <w:rPr>
-                <w:rFonts w:hint="eastAsia"/>
+                <w:rFonts w:hint="eastAsia" w:ascii="宋体" w:eastAsia="宋体"/>
                 <w:spacing w:val="-5"/>
                 <w:sz w:val="24"/>
                 <w:szCs w:val="24"/>
@@ -5987,11 +7633,11 @@
         <w:snapToGrid w:val="0"/>
         <w:textAlignment w:val="baseline"/>
       </w:pPr>
-      <w:bookmarkStart w:id="31" w:name="heading_35"/>
+      <w:bookmarkStart w:id="33" w:name="heading_35"/>
       <w:r>
         <w:t>持续改进</w:t>
       </w:r>
-      <w:bookmarkEnd w:id="31"/>
+      <w:bookmarkEnd w:id="33"/>
     </w:p>
     <w:p>
       <w:pPr>
@@ -6150,13 +7796,11 @@
         <w:snapToGrid w:val="0"/>
         <w:textAlignment w:val="baseline"/>
       </w:pPr>
-      <w:bookmarkStart w:id="36" w:name="_GoBack"/>
-      <w:bookmarkEnd w:id="36"/>
-      <w:bookmarkStart w:id="32" w:name="heading_36"/>
+      <w:bookmarkStart w:id="34" w:name="heading_36"/>
       <w:r>
         <w:t>相关文件与记录</w:t>
       </w:r>
-      <w:bookmarkEnd w:id="32"/>
+      <w:bookmarkEnd w:id="34"/>
     </w:p>
     <w:p>
       <w:pPr>
@@ -6176,11 +7820,11 @@
         <w:snapToGrid w:val="0"/>
         <w:textAlignment w:val="baseline"/>
       </w:pPr>
-      <w:bookmarkStart w:id="33" w:name="heading_37"/>
+      <w:bookmarkStart w:id="35" w:name="heading_37"/>
       <w:r>
         <w:t>相关文件</w:t>
       </w:r>
-      <w:bookmarkEnd w:id="33"/>
+      <w:bookmarkEnd w:id="35"/>
     </w:p>
     <w:p>
       <w:pPr>
@@ -6276,11 +7920,11 @@
         <w:snapToGrid w:val="0"/>
         <w:textAlignment w:val="baseline"/>
       </w:pPr>
-      <w:bookmarkStart w:id="34" w:name="heading_38"/>
+      <w:bookmarkStart w:id="36" w:name="heading_38"/>
       <w:r>
         <w:t>相关记录</w:t>
       </w:r>
-      <w:bookmarkEnd w:id="34"/>
+      <w:bookmarkEnd w:id="36"/>
     </w:p>
     <w:p>
       <w:pPr>
@@ -6391,6 +8035,8 @@
       <w:r>
         <w:t>《服务中断应急处置报告》</w:t>
       </w:r>
+      <w:bookmarkStart w:id="38" w:name="_GoBack"/>
+      <w:bookmarkEnd w:id="38"/>
     </w:p>
     <w:p>
       <w:pPr>
@@ -6454,11 +8100,11 @@
         <w:snapToGrid w:val="0"/>
         <w:textAlignment w:val="baseline"/>
       </w:pPr>
-      <w:bookmarkStart w:id="35" w:name="heading_39"/>
+      <w:bookmarkStart w:id="37" w:name="heading_39"/>
       <w:r>
         <w:t>附则</w:t>
       </w:r>
-      <w:bookmarkEnd w:id="35"/>
+      <w:bookmarkEnd w:id="37"/>
     </w:p>
     <w:p>
       <w:pPr>
@@ -7837,6 +9483,21 @@
       <w:lang w:eastAsia="zh-CN"/>
     </w:rPr>
   </w:style>
+  <w:style w:type="table" w:customStyle="1" w:styleId="59">
+    <w:name w:val="Table Normal_0_0"/>
+    <w:semiHidden/>
+    <w:unhideWhenUsed/>
+    <w:qFormat/>
+    <w:uiPriority w:val="0"/>
+    <w:tblPr>
+      <w:tblCellMar>
+        <w:top w:w="0" w:type="dxa"/>
+        <w:left w:w="0" w:type="dxa"/>
+        <w:bottom w:w="0" w:type="dxa"/>
+        <w:right w:w="0" w:type="dxa"/>
+      </w:tblCellMar>
+    </w:tblPr>
+  </w:style>
 </w:styles>
 </file>
 
